--- a/tp/lab-2/ПРИ123-ТП-#02-Нямаа.docx
+++ b/tp/lab-2/ПРИ123-ТП-#02-Нямаа.docx
@@ -564,6 +564,16 @@
     </w:p>
     <w:p>
       <w:pPr>
+        <w:pStyle w:val="a4"/>
+        <w:rPr>
+          <w:rFonts w:ascii="Times New Roman" w:hAnsi="Times New Roman"/>
+          <w:sz w:val="28"/>
+          <w:szCs w:val="28"/>
+        </w:rPr>
+      </w:pPr>
+    </w:p>
+    <w:p>
+      <w:pPr>
         <w:jc w:val="center"/>
         <w:rPr>
           <w:sz w:val="44"/>
@@ -575,68 +585,75 @@
           <w:sz w:val="44"/>
           <w:szCs w:val="44"/>
         </w:rPr>
-        <w:t>Лабораторная работа №1</w:t>
-      </w:r>
-    </w:p>
-    <w:p>
-      <w:pPr>
-        <w:jc w:val="center"/>
+        <w:t>Лабораторная работа №</w:t>
+      </w:r>
+      <w:r>
         <w:rPr>
           <w:sz w:val="44"/>
           <w:szCs w:val="44"/>
         </w:rPr>
-      </w:pPr>
-      <w:r>
+        <w:t>2</w:t>
+      </w:r>
+    </w:p>
+    <w:p>
+      <w:pPr>
+        <w:jc w:val="center"/>
         <w:rPr>
           <w:sz w:val="44"/>
           <w:szCs w:val="44"/>
         </w:rPr>
-        <w:t>по дисциплине «Технологии программирования»</w:t>
-      </w:r>
-    </w:p>
-    <w:p>
-      <w:pPr>
-        <w:rPr>
-          <w:sz w:val="44"/>
-          <w:szCs w:val="28"/>
-        </w:rPr>
-      </w:pPr>
-    </w:p>
-    <w:p>
-      <w:pPr>
-        <w:rPr>
-          <w:sz w:val="28"/>
-          <w:szCs w:val="28"/>
-        </w:rPr>
-      </w:pPr>
-    </w:p>
-    <w:p>
-      <w:pPr>
-        <w:jc w:val="center"/>
-        <w:rPr>
-          <w:sz w:val="36"/>
-          <w:szCs w:val="28"/>
-        </w:rPr>
-      </w:pPr>
-      <w:r>
-        <w:rPr>
-          <w:sz w:val="44"/>
-          <w:szCs w:val="28"/>
-        </w:rPr>
-        <w:t>Тема: «</w:t>
-      </w:r>
+      </w:pPr>
       <w:r>
         <w:rPr>
           <w:sz w:val="44"/>
           <w:szCs w:val="44"/>
         </w:rPr>
-        <w:t>Анализ прецедентов работы с программной системой. Моделирование взаимоотношений ИС и элементов внешней среды. Разработка диаграмм прецедентов</w:t>
-      </w:r>
-      <w:r>
+        <w:t>по дисциплине «Технологии программирования»</w:t>
+      </w:r>
+    </w:p>
+    <w:p>
+      <w:pPr>
         <w:rPr>
           <w:sz w:val="44"/>
           <w:szCs w:val="28"/>
         </w:rPr>
+      </w:pPr>
+    </w:p>
+    <w:p>
+      <w:pPr>
+        <w:rPr>
+          <w:sz w:val="28"/>
+          <w:szCs w:val="28"/>
+        </w:rPr>
+      </w:pPr>
+    </w:p>
+    <w:p>
+      <w:pPr>
+        <w:jc w:val="center"/>
+        <w:rPr>
+          <w:sz w:val="36"/>
+          <w:szCs w:val="28"/>
+        </w:rPr>
+      </w:pPr>
+      <w:r>
+        <w:rPr>
+          <w:sz w:val="44"/>
+          <w:szCs w:val="28"/>
+        </w:rPr>
+        <w:t>Тема: «</w:t>
+      </w:r>
+      <w:r>
+        <w:rPr>
+          <w:sz w:val="44"/>
+          <w:szCs w:val="44"/>
+        </w:rPr>
+        <w:t>Динамическое моделирование работы системы.</w:t>
+      </w:r>
+      <w:r>
+        <w:rPr>
+          <w:sz w:val="44"/>
+          <w:szCs w:val="28"/>
+        </w:rPr>
         <w:t>»</w:t>
       </w:r>
     </w:p>
@@ -684,6 +701,14 @@
     </w:p>
     <w:p>
       <w:pPr>
+        <w:rPr>
+          <w:sz w:val="28"/>
+          <w:szCs w:val="28"/>
+        </w:rPr>
+      </w:pPr>
+    </w:p>
+    <w:p>
+      <w:pPr>
         <w:ind w:left="6663" w:hanging="284"/>
         <w:rPr>
           <w:sz w:val="28"/>
@@ -800,6 +825,16 @@
         </w:rPr>
         <w:t>В.В. Данилов</w:t>
       </w:r>
+    </w:p>
+    <w:p>
+      <w:pPr>
+        <w:pStyle w:val="a4"/>
+        <w:rPr>
+          <w:rFonts w:ascii="Times New Roman" w:hAnsi="Times New Roman"/>
+          <w:sz w:val="28"/>
+          <w:szCs w:val="28"/>
+        </w:rPr>
+      </w:pPr>
     </w:p>
     <w:p>
       <w:pPr>
@@ -915,45 +950,55 @@
         <w:rPr>
           <w:sz w:val="28"/>
         </w:rPr>
-        <w:t xml:space="preserve">Научиться моделировать взаимоотношения элементов внешней среды с элементами </w:t>
-      </w:r>
-      <w:r>
-        <w:rPr>
-          <w:sz w:val="28"/>
-        </w:rPr>
-        <w:t>проектируемой</w:t>
-      </w:r>
-      <w:r>
-        <w:rPr>
-          <w:sz w:val="28"/>
-        </w:rPr>
-        <w:t xml:space="preserve"> программной </w:t>
-      </w:r>
-      <w:r>
-        <w:rPr>
-          <w:sz w:val="28"/>
-        </w:rPr>
-        <w:t>системы</w:t>
-      </w:r>
-      <w:r>
-        <w:rPr>
-          <w:sz w:val="28"/>
-        </w:rPr>
-        <w:t xml:space="preserve"> через синтез прецедентов, их расширенное описание и включение диаграмму </w:t>
+        <w:t xml:space="preserve">Изучить методы анализа поведения компонентов программной системы путем синтеза диаграмм, описывающих поведение моделируемой ИС с использованием нотации </w:t>
       </w:r>
       <w:proofErr w:type="spellStart"/>
       <w:r>
         <w:rPr>
           <w:sz w:val="28"/>
-        </w:rPr>
-        <w:t>UseCase</w:t>
+          <w:lang w:val="en-US"/>
+        </w:rPr>
+        <w:t>Uml</w:t>
       </w:r>
       <w:proofErr w:type="spellEnd"/>
       <w:r>
         <w:rPr>
           <w:sz w:val="28"/>
         </w:rPr>
-        <w:t xml:space="preserve">. </w:t>
+        <w:t>.</w:t>
+      </w:r>
+    </w:p>
+    <w:p>
+      <w:pPr>
+        <w:spacing w:line="360" w:lineRule="auto"/>
+        <w:jc w:val="center"/>
+        <w:rPr>
+          <w:sz w:val="28"/>
+        </w:rPr>
+      </w:pPr>
+      <w:r>
+        <w:rPr>
+          <w:sz w:val="28"/>
+        </w:rPr>
+        <w:t>ЗАДАНИЕ</w:t>
+      </w:r>
+      <w:r>
+        <w:rPr>
+          <w:sz w:val="28"/>
+        </w:rPr>
+        <w:t xml:space="preserve"> (</w:t>
+      </w:r>
+      <w:r>
+        <w:rPr>
+          <w:sz w:val="28"/>
+        </w:rPr>
+        <w:t>вариант</w:t>
+      </w:r>
+      <w:r>
+        <w:rPr>
+          <w:sz w:val="28"/>
+        </w:rPr>
+        <w:t xml:space="preserve"> 14).</w:t>
       </w:r>
     </w:p>
     <w:p>
@@ -969,66 +1014,7 @@
         <w:rPr>
           <w:sz w:val="28"/>
         </w:rPr>
-        <w:t>Выполнить анализ объекта информатизации и смоделировать структуры будущей программной системы на верхнем уровне в виде конечных диаграмм классов.</w:t>
-      </w:r>
-    </w:p>
-    <w:p>
-      <w:pPr>
-        <w:spacing w:line="360" w:lineRule="auto"/>
-        <w:jc w:val="center"/>
-        <w:rPr>
-          <w:sz w:val="28"/>
-        </w:rPr>
-      </w:pPr>
-      <w:r>
-        <w:rPr>
-          <w:sz w:val="28"/>
-        </w:rPr>
-        <w:t>ЗАДАНИЕ (вариант 14).</w:t>
-      </w:r>
-    </w:p>
-    <w:p>
-      <w:pPr>
-        <w:spacing w:line="360" w:lineRule="auto"/>
-        <w:ind w:firstLine="708"/>
-        <w:jc w:val="both"/>
-        <w:rPr>
-          <w:sz w:val="28"/>
-        </w:rPr>
-      </w:pPr>
-      <w:r>
-        <w:rPr>
-          <w:sz w:val="28"/>
-        </w:rPr>
-        <w:t>Построить диаграмму прецедентов (</w:t>
-      </w:r>
-      <w:proofErr w:type="spellStart"/>
-      <w:r>
-        <w:rPr>
-          <w:sz w:val="28"/>
-        </w:rPr>
-        <w:t>use</w:t>
-      </w:r>
-      <w:proofErr w:type="spellEnd"/>
-      <w:r>
-        <w:rPr>
-          <w:sz w:val="28"/>
-        </w:rPr>
-        <w:t xml:space="preserve"> </w:t>
-      </w:r>
-      <w:proofErr w:type="spellStart"/>
-      <w:r>
-        <w:rPr>
-          <w:sz w:val="28"/>
-        </w:rPr>
-        <w:t>case</w:t>
-      </w:r>
-      <w:proofErr w:type="spellEnd"/>
-      <w:r>
-        <w:rPr>
-          <w:sz w:val="28"/>
-        </w:rPr>
-        <w:t>) и диаграмму классов, подробно описать 3-4 прецедента.</w:t>
+        <w:t>Произвести анализ предметной области. Выделить сущности предметной области, определить их взаимосвязи, атрибуты и поведение.</w:t>
       </w:r>
     </w:p>
     <w:p>
@@ -1084,17 +1070,18 @@
         <w:rPr>
           <w:sz w:val="28"/>
           <w:szCs w:val="28"/>
-        </w:rPr>
-      </w:pPr>
-      <w:r>
-        <w:rPr>
-          <w:noProof/>
-          <w:sz w:val="28"/>
-          <w:szCs w:val="28"/>
+          <w:lang w:val="ru-RU"/>
+        </w:rPr>
+      </w:pPr>
+      <w:r>
+        <w:rPr>
+          <w:sz w:val="28"/>
+          <w:szCs w:val="28"/>
+          <w:lang w:val="ru-RU"/>
         </w:rPr>
         <w:drawing>
-          <wp:inline distT="0" distB="0" distL="0" distR="0" wp14:anchorId="788C8C71" wp14:editId="64F58460">
-            <wp:extent cx="5489143" cy="4578350"/>
+          <wp:inline distT="0" distB="0" distL="0" distR="0" wp14:anchorId="5D0983B1" wp14:editId="76C55586">
+            <wp:extent cx="5786120" cy="5471919"/>
             <wp:effectExtent l="0" t="0" r="0" b="0"/>
             <wp:docPr id="1" name="Рисунок 1"/>
             <wp:cNvGraphicFramePr>
@@ -1107,27 +1094,20 @@
                     <pic:cNvPr id="1" name=""/>
                     <pic:cNvPicPr/>
                   </pic:nvPicPr>
-                  <pic:blipFill rotWithShape="1">
+                  <pic:blipFill>
                     <a:blip r:embed="rId7"/>
-                    <a:srcRect l="4978" t="2775"/>
-                    <a:stretch/>
+                    <a:stretch>
+                      <a:fillRect/>
+                    </a:stretch>
                   </pic:blipFill>
-                  <pic:spPr bwMode="auto">
+                  <pic:spPr>
                     <a:xfrm>
                       <a:off x="0" y="0"/>
-                      <a:ext cx="5501773" cy="4588885"/>
+                      <a:ext cx="5788218" cy="5473903"/>
                     </a:xfrm>
                     <a:prstGeom prst="rect">
                       <a:avLst/>
                     </a:prstGeom>
-                    <a:ln>
-                      <a:noFill/>
-                    </a:ln>
-                    <a:extLst>
-                      <a:ext uri="{53640926-AAD7-44D8-BBD7-CCE9431645EC}">
-                        <a14:shadowObscured xmlns:a14="http://schemas.microsoft.com/office/drawing/2010/main"/>
-                      </a:ext>
-                    </a:extLst>
                   </pic:spPr>
                 </pic:pic>
               </a:graphicData>
@@ -1159,1060 +1139,23 @@
     <w:p>
       <w:pPr>
         <w:spacing w:line="360" w:lineRule="auto"/>
-        <w:ind w:firstLine="709"/>
-        <w:jc w:val="both"/>
-        <w:rPr>
-          <w:sz w:val="28"/>
-          <w:szCs w:val="28"/>
-        </w:rPr>
-      </w:pPr>
-      <w:r>
-        <w:rPr>
-          <w:sz w:val="28"/>
-          <w:szCs w:val="28"/>
-        </w:rPr>
-        <w:lastRenderedPageBreak/>
-        <w:t>Также были подробно описаны 3 прецедента:</w:t>
-      </w:r>
-    </w:p>
-    <w:p>
-      <w:pPr>
-        <w:pStyle w:val="a6"/>
-        <w:numPr>
-          <w:ilvl w:val="0"/>
-          <w:numId w:val="2"/>
-        </w:numPr>
-        <w:spacing w:line="360" w:lineRule="auto"/>
-        <w:ind w:left="0" w:firstLine="709"/>
-        <w:jc w:val="both"/>
-        <w:rPr>
-          <w:sz w:val="28"/>
-          <w:szCs w:val="28"/>
-        </w:rPr>
-      </w:pPr>
-      <w:r>
-        <w:rPr>
-          <w:sz w:val="28"/>
-          <w:szCs w:val="28"/>
-        </w:rPr>
-        <w:t xml:space="preserve">Прецедент «Аренда </w:t>
-      </w:r>
-      <w:r>
-        <w:rPr>
-          <w:sz w:val="28"/>
-          <w:szCs w:val="28"/>
-          <w:lang w:val="en-US"/>
-        </w:rPr>
-        <w:t>VPS</w:t>
-      </w:r>
-      <w:r>
-        <w:rPr>
-          <w:sz w:val="28"/>
-          <w:szCs w:val="28"/>
-        </w:rPr>
-        <w:t>».</w:t>
-      </w:r>
-    </w:p>
-    <w:p>
-      <w:pPr>
-        <w:spacing w:line="360" w:lineRule="auto"/>
-        <w:ind w:firstLine="709"/>
-        <w:jc w:val="both"/>
-        <w:rPr>
-          <w:sz w:val="28"/>
-          <w:szCs w:val="28"/>
-        </w:rPr>
-      </w:pPr>
-      <w:r>
-        <w:rPr>
-          <w:sz w:val="28"/>
-          <w:szCs w:val="28"/>
-        </w:rPr>
-        <w:t xml:space="preserve">Название: «Аренда </w:t>
-      </w:r>
-      <w:r>
-        <w:rPr>
-          <w:sz w:val="28"/>
-          <w:szCs w:val="28"/>
-          <w:lang w:val="en-US"/>
-        </w:rPr>
-        <w:t>VPS</w:t>
-      </w:r>
-      <w:r>
-        <w:rPr>
-          <w:sz w:val="28"/>
-          <w:szCs w:val="28"/>
-        </w:rPr>
-        <w:t>» (</w:t>
-      </w:r>
-      <w:r>
-        <w:rPr>
-          <w:sz w:val="28"/>
-          <w:szCs w:val="28"/>
-          <w:lang w:val="en-US"/>
-        </w:rPr>
-        <w:t>Rent</w:t>
-      </w:r>
-      <w:r>
-        <w:rPr>
-          <w:sz w:val="28"/>
-          <w:szCs w:val="28"/>
-        </w:rPr>
-        <w:t xml:space="preserve"> </w:t>
-      </w:r>
-      <w:r>
-        <w:rPr>
-          <w:sz w:val="28"/>
-          <w:szCs w:val="28"/>
-          <w:lang w:val="en-US"/>
-        </w:rPr>
-        <w:t>VPS</w:t>
-      </w:r>
-      <w:r>
-        <w:rPr>
-          <w:sz w:val="28"/>
-          <w:szCs w:val="28"/>
-        </w:rPr>
-        <w:t>)</w:t>
-      </w:r>
-      <w:r>
-        <w:rPr>
-          <w:sz w:val="28"/>
-          <w:szCs w:val="28"/>
-        </w:rPr>
-        <w:t>.</w:t>
-      </w:r>
-    </w:p>
-    <w:p>
-      <w:pPr>
-        <w:spacing w:line="360" w:lineRule="auto"/>
-        <w:ind w:firstLine="709"/>
-        <w:jc w:val="both"/>
-        <w:rPr>
-          <w:sz w:val="28"/>
-          <w:szCs w:val="28"/>
-        </w:rPr>
-      </w:pPr>
-      <w:r>
-        <w:rPr>
-          <w:sz w:val="28"/>
-          <w:szCs w:val="28"/>
-        </w:rPr>
-        <w:t>Предусловие:</w:t>
-      </w:r>
-      <w:r>
-        <w:rPr>
-          <w:sz w:val="28"/>
-          <w:szCs w:val="28"/>
-        </w:rPr>
-        <w:t xml:space="preserve"> пользователь, желающий арендовать </w:t>
-      </w:r>
-      <w:r>
-        <w:rPr>
-          <w:sz w:val="28"/>
-          <w:szCs w:val="28"/>
-          <w:lang w:val="en-US"/>
-        </w:rPr>
-        <w:t>VPS</w:t>
-      </w:r>
-      <w:r>
-        <w:rPr>
-          <w:sz w:val="28"/>
-          <w:szCs w:val="28"/>
-        </w:rPr>
-        <w:t xml:space="preserve">, </w:t>
-      </w:r>
-      <w:r>
-        <w:rPr>
-          <w:sz w:val="28"/>
-          <w:szCs w:val="28"/>
-        </w:rPr>
-        <w:t>зарегистрирован и авторизован в веб-приложении.</w:t>
-      </w:r>
-    </w:p>
-    <w:p>
-      <w:pPr>
-        <w:spacing w:line="360" w:lineRule="auto"/>
-        <w:ind w:firstLine="709"/>
-        <w:jc w:val="both"/>
-        <w:rPr>
-          <w:sz w:val="28"/>
-          <w:szCs w:val="28"/>
-        </w:rPr>
-      </w:pPr>
-      <w:r>
-        <w:rPr>
-          <w:sz w:val="28"/>
-          <w:szCs w:val="28"/>
-        </w:rPr>
-        <w:t>Действующее лицо: клиент веб-приложения.</w:t>
-      </w:r>
-    </w:p>
-    <w:p>
-      <w:pPr>
-        <w:spacing w:line="360" w:lineRule="auto"/>
-        <w:ind w:firstLine="709"/>
-        <w:jc w:val="both"/>
-        <w:rPr>
-          <w:sz w:val="28"/>
-          <w:szCs w:val="28"/>
-        </w:rPr>
-      </w:pPr>
-      <w:r>
-        <w:rPr>
-          <w:sz w:val="28"/>
-          <w:szCs w:val="28"/>
-        </w:rPr>
-        <w:t>Основной поток:</w:t>
-      </w:r>
-      <w:r>
-        <w:rPr>
-          <w:sz w:val="28"/>
-          <w:szCs w:val="28"/>
-        </w:rPr>
-        <w:t xml:space="preserve"> пользователь нажимает на кнопку «Использовать готовую конфигурацию», что перенаправляет его на страницу с детальным просмотром конфигурации, ценой и условиями использования. </w:t>
-      </w:r>
-    </w:p>
-    <w:p>
-      <w:pPr>
-        <w:spacing w:line="360" w:lineRule="auto"/>
-        <w:ind w:firstLine="709"/>
-        <w:jc w:val="both"/>
-        <w:rPr>
-          <w:sz w:val="28"/>
-          <w:szCs w:val="28"/>
-        </w:rPr>
-      </w:pPr>
-      <w:r>
-        <w:rPr>
-          <w:sz w:val="28"/>
-          <w:szCs w:val="28"/>
-        </w:rPr>
-        <w:t xml:space="preserve">После пользователь нажимает на кнопку «Арендовать», что создает счет на оплату. После оплаты пользователь получает электронный чек и готовый для использования </w:t>
-      </w:r>
-      <w:r>
-        <w:rPr>
-          <w:sz w:val="28"/>
-          <w:szCs w:val="28"/>
-          <w:lang w:val="en-US"/>
-        </w:rPr>
-        <w:t>VPS</w:t>
-      </w:r>
-      <w:r>
-        <w:rPr>
-          <w:sz w:val="28"/>
-          <w:szCs w:val="28"/>
-        </w:rPr>
-        <w:t>.</w:t>
-      </w:r>
-    </w:p>
-    <w:p>
-      <w:pPr>
-        <w:spacing w:line="360" w:lineRule="auto"/>
-        <w:ind w:firstLine="709"/>
-        <w:jc w:val="both"/>
-        <w:rPr>
-          <w:sz w:val="28"/>
-          <w:szCs w:val="28"/>
-        </w:rPr>
-      </w:pPr>
-      <w:r>
-        <w:rPr>
-          <w:sz w:val="28"/>
-          <w:szCs w:val="28"/>
-        </w:rPr>
-        <w:t>Альтернативный поток:</w:t>
-      </w:r>
-      <w:r>
-        <w:rPr>
-          <w:sz w:val="28"/>
-          <w:szCs w:val="28"/>
-        </w:rPr>
-        <w:t xml:space="preserve"> на этапе оплаты виртуальной машины пользователь отменяет операцию, </w:t>
-      </w:r>
-      <w:r>
-        <w:rPr>
-          <w:sz w:val="28"/>
-          <w:szCs w:val="28"/>
-        </w:rPr>
-        <w:t>нажав на кнопку «Отменить». Тогда пользователя перенаправляют на главную страницу, счет на оплату считается невыполненным.</w:t>
-      </w:r>
-    </w:p>
-    <w:p>
-      <w:pPr>
-        <w:spacing w:line="360" w:lineRule="auto"/>
-        <w:ind w:firstLine="709"/>
-        <w:jc w:val="both"/>
-        <w:rPr>
-          <w:sz w:val="28"/>
-          <w:szCs w:val="28"/>
-        </w:rPr>
-      </w:pPr>
-      <w:r>
-        <w:rPr>
-          <w:sz w:val="28"/>
-          <w:szCs w:val="28"/>
-        </w:rPr>
-        <w:t>Постусловие:</w:t>
-      </w:r>
-      <w:r>
-        <w:rPr>
-          <w:sz w:val="28"/>
-          <w:szCs w:val="28"/>
-        </w:rPr>
-        <w:t xml:space="preserve"> после успешной аренды </w:t>
-      </w:r>
-      <w:r>
-        <w:rPr>
-          <w:sz w:val="28"/>
-          <w:szCs w:val="28"/>
-          <w:lang w:val="en-US"/>
-        </w:rPr>
-        <w:t>VPS</w:t>
-      </w:r>
-      <w:r>
-        <w:rPr>
-          <w:sz w:val="28"/>
-          <w:szCs w:val="28"/>
-        </w:rPr>
-        <w:t xml:space="preserve"> </w:t>
-      </w:r>
-      <w:r>
-        <w:rPr>
-          <w:sz w:val="28"/>
-          <w:szCs w:val="28"/>
-        </w:rPr>
-        <w:t xml:space="preserve">все необходимые данные о использованных ресурсах, созданной виртуальной машине, оплате и </w:t>
-      </w:r>
-      <w:proofErr w:type="spellStart"/>
-      <w:r>
-        <w:rPr>
-          <w:sz w:val="28"/>
-          <w:szCs w:val="28"/>
-        </w:rPr>
-        <w:t>т.д</w:t>
-      </w:r>
-      <w:proofErr w:type="spellEnd"/>
-      <w:r>
-        <w:rPr>
-          <w:sz w:val="28"/>
-          <w:szCs w:val="28"/>
-        </w:rPr>
-        <w:t xml:space="preserve"> веб-сервер сохраняет в базе данных. Пользователь видит готовую для использования виртуальную машину в личном кабинете.</w:t>
-      </w:r>
-    </w:p>
-    <w:p>
-      <w:pPr>
-        <w:pStyle w:val="a6"/>
-        <w:numPr>
-          <w:ilvl w:val="0"/>
-          <w:numId w:val="2"/>
-        </w:numPr>
-        <w:spacing w:line="360" w:lineRule="auto"/>
-        <w:ind w:left="0" w:firstLine="709"/>
-        <w:jc w:val="both"/>
-        <w:rPr>
-          <w:sz w:val="28"/>
-          <w:szCs w:val="28"/>
-        </w:rPr>
-      </w:pPr>
-      <w:r>
-        <w:rPr>
-          <w:sz w:val="28"/>
-          <w:szCs w:val="28"/>
-        </w:rPr>
-        <w:t>Прецедент «Удалить подготовленную конфигурацию».</w:t>
-      </w:r>
-    </w:p>
-    <w:p>
-      <w:pPr>
-        <w:spacing w:line="360" w:lineRule="auto"/>
-        <w:ind w:firstLine="709"/>
-        <w:jc w:val="both"/>
-        <w:rPr>
-          <w:sz w:val="28"/>
-          <w:szCs w:val="28"/>
-        </w:rPr>
-      </w:pPr>
-      <w:r>
-        <w:rPr>
-          <w:sz w:val="28"/>
-          <w:szCs w:val="28"/>
-        </w:rPr>
-        <w:t>Название: «Удалить подготовленную конфигурацию» (</w:t>
-      </w:r>
-      <w:r>
-        <w:rPr>
-          <w:sz w:val="28"/>
-          <w:szCs w:val="28"/>
-          <w:lang w:val="en-US"/>
-        </w:rPr>
-        <w:t>Delete</w:t>
-      </w:r>
-      <w:r>
-        <w:rPr>
-          <w:sz w:val="28"/>
-          <w:szCs w:val="28"/>
-        </w:rPr>
-        <w:t xml:space="preserve"> </w:t>
-      </w:r>
-      <w:r>
-        <w:rPr>
-          <w:sz w:val="28"/>
-          <w:szCs w:val="28"/>
-          <w:lang w:val="en-US"/>
-        </w:rPr>
-        <w:t>prepared</w:t>
-      </w:r>
-      <w:r>
-        <w:rPr>
-          <w:sz w:val="28"/>
-          <w:szCs w:val="28"/>
-        </w:rPr>
-        <w:t xml:space="preserve"> </w:t>
-      </w:r>
-      <w:r>
-        <w:rPr>
-          <w:sz w:val="28"/>
-          <w:szCs w:val="28"/>
-          <w:lang w:val="en-US"/>
-        </w:rPr>
-        <w:t>config</w:t>
-      </w:r>
-      <w:r>
-        <w:rPr>
-          <w:sz w:val="28"/>
-          <w:szCs w:val="28"/>
-        </w:rPr>
-        <w:t>)</w:t>
-      </w:r>
-      <w:r>
-        <w:rPr>
-          <w:sz w:val="28"/>
-          <w:szCs w:val="28"/>
-        </w:rPr>
-        <w:t>.</w:t>
-      </w:r>
-    </w:p>
-    <w:p>
-      <w:pPr>
-        <w:spacing w:line="360" w:lineRule="auto"/>
-        <w:ind w:firstLine="709"/>
-        <w:jc w:val="both"/>
-        <w:rPr>
-          <w:sz w:val="28"/>
-          <w:szCs w:val="28"/>
-        </w:rPr>
-      </w:pPr>
-      <w:r>
-        <w:rPr>
-          <w:sz w:val="28"/>
-          <w:szCs w:val="28"/>
-        </w:rPr>
-        <w:t>Предусловие:</w:t>
-      </w:r>
-      <w:r>
-        <w:rPr>
-          <w:sz w:val="28"/>
-          <w:szCs w:val="28"/>
-        </w:rPr>
-        <w:t xml:space="preserve"> пользователь авторизован в системе под ролью «Администратор», в системе на момент удаления существует хотя бы одна подготовленная конфигурация.</w:t>
-      </w:r>
-    </w:p>
-    <w:p>
-      <w:pPr>
-        <w:spacing w:line="360" w:lineRule="auto"/>
-        <w:ind w:firstLine="709"/>
-        <w:jc w:val="both"/>
-        <w:rPr>
-          <w:sz w:val="28"/>
-          <w:szCs w:val="28"/>
-        </w:rPr>
-      </w:pPr>
-      <w:r>
-        <w:rPr>
-          <w:sz w:val="28"/>
-          <w:szCs w:val="28"/>
-        </w:rPr>
-        <w:t>Действующее лицо:</w:t>
-      </w:r>
-      <w:r>
-        <w:rPr>
-          <w:sz w:val="28"/>
-          <w:szCs w:val="28"/>
-        </w:rPr>
-        <w:t xml:space="preserve"> </w:t>
-      </w:r>
-      <w:r>
-        <w:rPr>
-          <w:sz w:val="28"/>
-          <w:szCs w:val="28"/>
-        </w:rPr>
-        <w:t xml:space="preserve">администратор веб-приложения. </w:t>
-      </w:r>
-    </w:p>
-    <w:p>
-      <w:pPr>
-        <w:spacing w:line="360" w:lineRule="auto"/>
-        <w:ind w:firstLine="709"/>
-        <w:jc w:val="both"/>
-        <w:rPr>
-          <w:sz w:val="28"/>
-          <w:szCs w:val="28"/>
-        </w:rPr>
-      </w:pPr>
-      <w:r>
-        <w:rPr>
-          <w:sz w:val="28"/>
-          <w:szCs w:val="28"/>
-        </w:rPr>
-        <w:t>Основной поток:</w:t>
-      </w:r>
-      <w:r>
-        <w:rPr>
-          <w:sz w:val="28"/>
-          <w:szCs w:val="28"/>
-        </w:rPr>
-        <w:t xml:space="preserve"> администратор заходит в панель управления веб-приложением, перейдя по специальному </w:t>
-      </w:r>
-      <w:r>
-        <w:rPr>
-          <w:sz w:val="28"/>
-          <w:szCs w:val="28"/>
-          <w:lang w:val="en-US"/>
-        </w:rPr>
-        <w:t>URL</w:t>
-      </w:r>
-      <w:r>
-        <w:rPr>
-          <w:sz w:val="28"/>
-          <w:szCs w:val="28"/>
-        </w:rPr>
-        <w:t xml:space="preserve"> </w:t>
-      </w:r>
-      <w:r>
-        <w:rPr>
-          <w:sz w:val="28"/>
-          <w:szCs w:val="28"/>
-        </w:rPr>
-        <w:t xml:space="preserve">адресу. </w:t>
-      </w:r>
-    </w:p>
-    <w:p>
-      <w:pPr>
-        <w:spacing w:line="360" w:lineRule="auto"/>
-        <w:ind w:firstLine="709"/>
-        <w:jc w:val="both"/>
-        <w:rPr>
-          <w:sz w:val="28"/>
-          <w:szCs w:val="28"/>
-        </w:rPr>
-      </w:pPr>
-      <w:r>
-        <w:rPr>
-          <w:sz w:val="28"/>
-          <w:szCs w:val="28"/>
-        </w:rPr>
-        <w:t xml:space="preserve">В боковом меню выбирает пункт «Управление конфигурациями», тем </w:t>
-      </w:r>
-      <w:r>
-        <w:rPr>
-          <w:sz w:val="28"/>
-          <w:szCs w:val="28"/>
-        </w:rPr>
-        <w:lastRenderedPageBreak/>
-        <w:t xml:space="preserve">самым попадая на страницу со списком всех готовых конфигураций и доступных действиях с ними. </w:t>
-      </w:r>
-      <w:r>
-        <w:rPr>
-          <w:sz w:val="28"/>
-          <w:szCs w:val="28"/>
-        </w:rPr>
-        <w:t>Администратор нажимает на кнопку «Удалить конфигурацию», после чего появляется окно с подтверждением операции. После подтверждения на кнопку «Да», подготовленная конфигурация удаляется.</w:t>
-      </w:r>
-    </w:p>
-    <w:p>
-      <w:pPr>
-        <w:spacing w:line="360" w:lineRule="auto"/>
-        <w:ind w:firstLine="709"/>
-        <w:jc w:val="both"/>
-        <w:rPr>
-          <w:sz w:val="28"/>
-          <w:szCs w:val="28"/>
-        </w:rPr>
-      </w:pPr>
-      <w:r>
-        <w:rPr>
-          <w:sz w:val="28"/>
-          <w:szCs w:val="28"/>
-        </w:rPr>
-        <w:t>Альтернативный поток:</w:t>
-      </w:r>
-      <w:r>
-        <w:rPr>
-          <w:sz w:val="28"/>
-          <w:szCs w:val="28"/>
-        </w:rPr>
-        <w:t xml:space="preserve"> в окне с подтверждением операции администратор нажимает кнопку «Нет», что возвращает его на страницу со списком всех готовых конфигураций.</w:t>
-      </w:r>
-    </w:p>
-    <w:p>
-      <w:pPr>
-        <w:spacing w:line="360" w:lineRule="auto"/>
-        <w:ind w:firstLine="709"/>
-        <w:jc w:val="both"/>
-        <w:rPr>
-          <w:sz w:val="28"/>
-          <w:szCs w:val="28"/>
-        </w:rPr>
-      </w:pPr>
-      <w:r>
-        <w:rPr>
-          <w:sz w:val="28"/>
-          <w:szCs w:val="28"/>
-        </w:rPr>
-        <w:t>Постусловие:</w:t>
-      </w:r>
-      <w:r>
-        <w:rPr>
-          <w:sz w:val="28"/>
-          <w:szCs w:val="28"/>
-        </w:rPr>
-        <w:t xml:space="preserve"> подготовленная конфигурация удаляется из базы данных и </w:t>
-      </w:r>
-      <w:r>
-        <w:rPr>
-          <w:sz w:val="28"/>
-          <w:szCs w:val="28"/>
-        </w:rPr>
-        <w:t>перестает</w:t>
-      </w:r>
-      <w:r>
-        <w:rPr>
-          <w:sz w:val="28"/>
-          <w:szCs w:val="28"/>
-        </w:rPr>
-        <w:t xml:space="preserve"> </w:t>
-      </w:r>
-      <w:r>
-        <w:rPr>
-          <w:sz w:val="28"/>
-          <w:szCs w:val="28"/>
-        </w:rPr>
-        <w:t>отображаться</w:t>
-      </w:r>
-      <w:r>
-        <w:rPr>
-          <w:sz w:val="28"/>
-          <w:szCs w:val="28"/>
-        </w:rPr>
-        <w:t xml:space="preserve"> в веб-приложении в блоке со всеми конфигурациями.</w:t>
-      </w:r>
-    </w:p>
-    <w:p>
-      <w:pPr>
-        <w:pStyle w:val="a6"/>
-        <w:numPr>
-          <w:ilvl w:val="0"/>
-          <w:numId w:val="2"/>
-        </w:numPr>
-        <w:spacing w:line="360" w:lineRule="auto"/>
-        <w:ind w:left="0" w:firstLine="709"/>
-        <w:jc w:val="both"/>
-        <w:rPr>
-          <w:sz w:val="28"/>
-          <w:szCs w:val="28"/>
-        </w:rPr>
-      </w:pPr>
-      <w:r>
-        <w:rPr>
-          <w:sz w:val="28"/>
-          <w:szCs w:val="28"/>
-        </w:rPr>
-        <w:t>Прецедент «</w:t>
-      </w:r>
-      <w:r>
-        <w:rPr>
-          <w:sz w:val="28"/>
-          <w:szCs w:val="28"/>
-        </w:rPr>
-        <w:t>Детально просмотреть конфигурацию арендованного</w:t>
-      </w:r>
-      <w:r>
-        <w:rPr>
-          <w:sz w:val="28"/>
-          <w:szCs w:val="28"/>
-        </w:rPr>
-        <w:t xml:space="preserve"> </w:t>
-      </w:r>
-      <w:r>
-        <w:rPr>
-          <w:sz w:val="28"/>
-          <w:szCs w:val="28"/>
-          <w:lang w:val="en-US"/>
-        </w:rPr>
-        <w:t>VPS</w:t>
-      </w:r>
-      <w:r>
-        <w:rPr>
-          <w:sz w:val="28"/>
-          <w:szCs w:val="28"/>
-        </w:rPr>
-        <w:t>».</w:t>
-      </w:r>
-    </w:p>
-    <w:p>
-      <w:pPr>
-        <w:spacing w:line="360" w:lineRule="auto"/>
-        <w:ind w:firstLine="709"/>
-        <w:jc w:val="both"/>
-        <w:rPr>
-          <w:sz w:val="28"/>
-          <w:szCs w:val="28"/>
-        </w:rPr>
-      </w:pPr>
-      <w:r>
-        <w:rPr>
-          <w:sz w:val="28"/>
-          <w:szCs w:val="28"/>
-        </w:rPr>
-        <w:t xml:space="preserve">Название: </w:t>
-      </w:r>
-      <w:r>
-        <w:rPr>
-          <w:sz w:val="28"/>
-          <w:szCs w:val="28"/>
-        </w:rPr>
-        <w:t xml:space="preserve">«Детально просмотреть конфигурацию арендованного </w:t>
-      </w:r>
-      <w:r>
-        <w:rPr>
-          <w:sz w:val="28"/>
-          <w:szCs w:val="28"/>
-          <w:lang w:val="en-US"/>
-        </w:rPr>
-        <w:t>VPS</w:t>
-      </w:r>
-      <w:r>
-        <w:rPr>
-          <w:sz w:val="28"/>
-          <w:szCs w:val="28"/>
-        </w:rPr>
-        <w:t>.</w:t>
-      </w:r>
-      <w:r>
-        <w:rPr>
-          <w:sz w:val="28"/>
-          <w:szCs w:val="28"/>
-        </w:rPr>
-        <w:t>» (</w:t>
-      </w:r>
-      <w:r>
-        <w:rPr>
-          <w:sz w:val="28"/>
-          <w:szCs w:val="28"/>
-          <w:lang w:val="en-US"/>
-        </w:rPr>
-        <w:t>View</w:t>
-      </w:r>
-      <w:r>
-        <w:rPr>
-          <w:sz w:val="28"/>
-          <w:szCs w:val="28"/>
-        </w:rPr>
-        <w:t xml:space="preserve"> </w:t>
-      </w:r>
-      <w:r>
-        <w:rPr>
-          <w:sz w:val="28"/>
-          <w:szCs w:val="28"/>
-          <w:lang w:val="en-US"/>
-        </w:rPr>
-        <w:t>VPS</w:t>
-      </w:r>
-      <w:r>
-        <w:rPr>
-          <w:sz w:val="28"/>
-          <w:szCs w:val="28"/>
-        </w:rPr>
-        <w:t xml:space="preserve"> </w:t>
-      </w:r>
-      <w:r>
-        <w:rPr>
-          <w:sz w:val="28"/>
-          <w:szCs w:val="28"/>
-          <w:lang w:val="en-US"/>
-        </w:rPr>
-        <w:t>details</w:t>
-      </w:r>
-      <w:r>
-        <w:rPr>
-          <w:sz w:val="28"/>
-          <w:szCs w:val="28"/>
-        </w:rPr>
-        <w:t>).</w:t>
-      </w:r>
-    </w:p>
-    <w:p>
-      <w:pPr>
-        <w:spacing w:line="360" w:lineRule="auto"/>
-        <w:ind w:firstLine="709"/>
-        <w:jc w:val="both"/>
-        <w:rPr>
-          <w:sz w:val="28"/>
-          <w:szCs w:val="28"/>
-        </w:rPr>
-      </w:pPr>
-      <w:r>
-        <w:rPr>
-          <w:sz w:val="28"/>
-          <w:szCs w:val="28"/>
-        </w:rPr>
-        <w:t>Предусловие:</w:t>
-      </w:r>
-      <w:r>
-        <w:rPr>
-          <w:sz w:val="28"/>
-          <w:szCs w:val="28"/>
-        </w:rPr>
-        <w:t xml:space="preserve"> пользователь, желающий </w:t>
-      </w:r>
-      <w:r>
-        <w:rPr>
-          <w:sz w:val="28"/>
-          <w:szCs w:val="28"/>
-        </w:rPr>
-        <w:t>просмотреть</w:t>
-      </w:r>
-      <w:r>
-        <w:rPr>
-          <w:sz w:val="28"/>
-          <w:szCs w:val="28"/>
-        </w:rPr>
-        <w:t xml:space="preserve"> конфигурацию арендованного </w:t>
-      </w:r>
-      <w:r>
-        <w:rPr>
-          <w:sz w:val="28"/>
-          <w:szCs w:val="28"/>
-          <w:lang w:val="en-US"/>
-        </w:rPr>
-        <w:t>VPS</w:t>
-      </w:r>
-      <w:r>
-        <w:rPr>
-          <w:sz w:val="28"/>
-          <w:szCs w:val="28"/>
-        </w:rPr>
-        <w:t xml:space="preserve">, </w:t>
-      </w:r>
-      <w:r>
-        <w:rPr>
-          <w:sz w:val="28"/>
-          <w:szCs w:val="28"/>
-        </w:rPr>
-        <w:t xml:space="preserve">зарегистрирован и авторизован в веб-приложении. Также этот пользователь имеет хотя бы один арендованный </w:t>
-      </w:r>
-      <w:r>
-        <w:rPr>
-          <w:sz w:val="28"/>
-          <w:szCs w:val="28"/>
-          <w:lang w:val="en-US"/>
-        </w:rPr>
-        <w:t>VPS</w:t>
-      </w:r>
-      <w:r>
-        <w:rPr>
-          <w:sz w:val="28"/>
-          <w:szCs w:val="28"/>
-        </w:rPr>
-        <w:t>.</w:t>
-      </w:r>
-    </w:p>
-    <w:p>
-      <w:pPr>
-        <w:spacing w:line="360" w:lineRule="auto"/>
-        <w:ind w:firstLine="709"/>
-        <w:jc w:val="both"/>
-        <w:rPr>
-          <w:sz w:val="28"/>
-          <w:szCs w:val="28"/>
-        </w:rPr>
-      </w:pPr>
-      <w:r>
-        <w:rPr>
-          <w:sz w:val="28"/>
-          <w:szCs w:val="28"/>
-        </w:rPr>
-        <w:t>Действующее лицо: клиент веб-приложения.</w:t>
-      </w:r>
-    </w:p>
-    <w:p>
-      <w:pPr>
-        <w:spacing w:line="360" w:lineRule="auto"/>
-        <w:ind w:firstLine="709"/>
-        <w:jc w:val="both"/>
-        <w:rPr>
-          <w:sz w:val="28"/>
-          <w:szCs w:val="28"/>
-        </w:rPr>
-      </w:pPr>
-      <w:r>
-        <w:rPr>
-          <w:sz w:val="28"/>
-          <w:szCs w:val="28"/>
-        </w:rPr>
-        <w:t>Основной поток:</w:t>
-      </w:r>
-      <w:r>
-        <w:rPr>
-          <w:sz w:val="28"/>
-          <w:szCs w:val="28"/>
-        </w:rPr>
-        <w:t xml:space="preserve"> пользователь заходит в личный кабинет, нажав на кнопку «Личный кабинет». Использовав кнопку «Арендованные </w:t>
-      </w:r>
-      <w:r>
-        <w:rPr>
-          <w:sz w:val="28"/>
-          <w:szCs w:val="28"/>
-          <w:lang w:val="en-US"/>
-        </w:rPr>
-        <w:t>VPS</w:t>
-      </w:r>
-      <w:r>
-        <w:rPr>
-          <w:sz w:val="28"/>
-          <w:szCs w:val="28"/>
-        </w:rPr>
-        <w:t xml:space="preserve">» в личном кабинете, пользователь переходит во вкладку, где отображаются все арендованные </w:t>
-      </w:r>
-      <w:r>
-        <w:rPr>
-          <w:sz w:val="28"/>
-          <w:szCs w:val="28"/>
-          <w:lang w:val="en-US"/>
-        </w:rPr>
-        <w:t>VPS</w:t>
-      </w:r>
-      <w:r>
-        <w:rPr>
-          <w:sz w:val="28"/>
-          <w:szCs w:val="28"/>
-        </w:rPr>
-        <w:t xml:space="preserve"> </w:t>
-      </w:r>
-      <w:r>
-        <w:rPr>
-          <w:sz w:val="28"/>
-          <w:szCs w:val="28"/>
-        </w:rPr>
-        <w:t xml:space="preserve">клиента. </w:t>
-      </w:r>
-    </w:p>
-    <w:p>
-      <w:pPr>
-        <w:spacing w:line="360" w:lineRule="auto"/>
-        <w:ind w:firstLine="709"/>
-        <w:jc w:val="both"/>
-        <w:rPr>
-          <w:sz w:val="28"/>
-          <w:szCs w:val="28"/>
-        </w:rPr>
-      </w:pPr>
-      <w:r>
-        <w:rPr>
-          <w:sz w:val="28"/>
-          <w:szCs w:val="28"/>
-        </w:rPr>
-        <w:t xml:space="preserve">Пользователь нажимает на кнопку «Детальный просмотр» и переходит на страницу, где отображается вся информация о конфигурации </w:t>
-      </w:r>
-      <w:r>
-        <w:rPr>
-          <w:sz w:val="28"/>
-          <w:szCs w:val="28"/>
-          <w:lang w:val="en-US"/>
-        </w:rPr>
-        <w:t>VPS</w:t>
-      </w:r>
-      <w:r>
-        <w:rPr>
-          <w:sz w:val="28"/>
-          <w:szCs w:val="28"/>
-        </w:rPr>
-        <w:t>,</w:t>
-      </w:r>
-      <w:r>
-        <w:rPr>
-          <w:sz w:val="28"/>
-          <w:szCs w:val="28"/>
-        </w:rPr>
-        <w:t xml:space="preserve"> ежемесячной оплате и т.д.</w:t>
-      </w:r>
-    </w:p>
-    <w:p>
-      <w:pPr>
-        <w:spacing w:line="360" w:lineRule="auto"/>
-        <w:ind w:firstLine="709"/>
-        <w:jc w:val="both"/>
-        <w:rPr>
-          <w:sz w:val="28"/>
-          <w:szCs w:val="28"/>
-        </w:rPr>
-      </w:pPr>
-      <w:r>
-        <w:rPr>
-          <w:sz w:val="28"/>
-          <w:szCs w:val="28"/>
-        </w:rPr>
-        <w:t>Постусловие:</w:t>
-      </w:r>
-      <w:r>
-        <w:rPr>
-          <w:sz w:val="28"/>
-          <w:szCs w:val="28"/>
-        </w:rPr>
-        <w:t xml:space="preserve"> пользователь, желающий посмотреть всю конфигурацию </w:t>
-      </w:r>
-      <w:r>
-        <w:rPr>
-          <w:sz w:val="28"/>
-          <w:szCs w:val="28"/>
-          <w:lang w:val="en-US"/>
-        </w:rPr>
-        <w:t>VPS</w:t>
-      </w:r>
-      <w:r>
-        <w:rPr>
-          <w:sz w:val="28"/>
-          <w:szCs w:val="28"/>
-        </w:rPr>
-        <w:t>, видит всю информацию на соответствующей странице.</w:t>
-      </w:r>
-    </w:p>
-    <w:p>
-      <w:pPr>
-        <w:spacing w:line="360" w:lineRule="auto"/>
-        <w:ind w:firstLine="709"/>
-        <w:jc w:val="both"/>
-        <w:rPr>
-          <w:sz w:val="28"/>
-          <w:szCs w:val="28"/>
-        </w:rPr>
-      </w:pPr>
-    </w:p>
-    <w:p>
-      <w:pPr>
-        <w:widowControl/>
-        <w:spacing w:line="360" w:lineRule="auto"/>
         <w:jc w:val="center"/>
-      </w:pPr>
-      <w:r>
+        <w:rPr>
+          <w:sz w:val="28"/>
+          <w:szCs w:val="28"/>
+        </w:rPr>
+      </w:pPr>
+      <w:r>
+        <w:rPr>
+          <w:sz w:val="28"/>
+          <w:szCs w:val="28"/>
+        </w:rPr>
         <w:lastRenderedPageBreak/>
         <w:drawing>
-          <wp:inline distT="0" distB="0" distL="0" distR="0" wp14:anchorId="37F0399C" wp14:editId="15E5FDA2">
-            <wp:extent cx="5585460" cy="3299460"/>
+          <wp:inline distT="0" distB="0" distL="0" distR="0" wp14:anchorId="46CC3101" wp14:editId="7B85B6C0">
+            <wp:extent cx="5940425" cy="2479040"/>
             <wp:effectExtent l="0" t="0" r="0" b="0"/>
-            <wp:docPr id="3" name="Рисунок 3"/>
+            <wp:docPr id="2" name="Рисунок 2"/>
             <wp:cNvGraphicFramePr>
               <a:graphicFrameLocks xmlns:a="http://schemas.openxmlformats.org/drawingml/2006/main" noChangeAspect="1"/>
             </wp:cNvGraphicFramePr>
@@ -2223,27 +1166,20 @@
                     <pic:cNvPr id="1" name=""/>
                     <pic:cNvPicPr/>
                   </pic:nvPicPr>
-                  <pic:blipFill rotWithShape="1">
+                  <pic:blipFill>
                     <a:blip r:embed="rId8"/>
-                    <a:srcRect l="1924" t="6570" r="4051" b="1660"/>
-                    <a:stretch/>
+                    <a:stretch>
+                      <a:fillRect/>
+                    </a:stretch>
                   </pic:blipFill>
-                  <pic:spPr bwMode="auto">
+                  <pic:spPr>
                     <a:xfrm>
                       <a:off x="0" y="0"/>
-                      <a:ext cx="5585460" cy="3299460"/>
+                      <a:ext cx="5940425" cy="2479040"/>
                     </a:xfrm>
                     <a:prstGeom prst="rect">
                       <a:avLst/>
                     </a:prstGeom>
-                    <a:ln>
-                      <a:noFill/>
-                    </a:ln>
-                    <a:extLst>
-                      <a:ext uri="{53640926-AAD7-44D8-BBD7-CCE9431645EC}">
-                        <a14:shadowObscured xmlns:a14="http://schemas.microsoft.com/office/drawing/2010/main"/>
-                      </a:ext>
-                    </a:extLst>
                   </pic:spPr>
                 </pic:pic>
               </a:graphicData>
@@ -2256,6 +1192,10 @@
       <w:pPr>
         <w:spacing w:line="360" w:lineRule="auto"/>
         <w:jc w:val="center"/>
+        <w:rPr>
+          <w:sz w:val="28"/>
+          <w:szCs w:val="28"/>
+        </w:rPr>
       </w:pPr>
       <w:r>
         <w:rPr>
@@ -2264,23 +1204,6 @@
         </w:rPr>
         <w:t xml:space="preserve">Рисунок 2. </w:t>
       </w:r>
-      <w:r>
-        <w:rPr>
-          <w:sz w:val="28"/>
-          <w:szCs w:val="28"/>
-        </w:rPr>
-        <w:t>Диаграмма классов.</w:t>
-      </w:r>
-    </w:p>
-    <w:p>
-      <w:pPr>
-        <w:spacing w:line="360" w:lineRule="auto"/>
-        <w:jc w:val="center"/>
-        <w:rPr>
-          <w:sz w:val="28"/>
-          <w:szCs w:val="28"/>
-        </w:rPr>
-      </w:pPr>
     </w:p>
     <w:p>
       <w:pPr>
@@ -2312,61 +1235,22 @@
         <w:rPr>
           <w:sz w:val="28"/>
         </w:rPr>
-        <w:t xml:space="preserve">Я научился моделировать взаимоотношения элементов внешней среды с элементами </w:t>
-      </w:r>
-      <w:r>
-        <w:rPr>
-          <w:sz w:val="28"/>
-        </w:rPr>
-        <w:t>проектируемой</w:t>
-      </w:r>
-      <w:r>
-        <w:rPr>
-          <w:sz w:val="28"/>
-        </w:rPr>
-        <w:t xml:space="preserve"> программной </w:t>
-      </w:r>
-      <w:r>
-        <w:rPr>
-          <w:sz w:val="28"/>
-        </w:rPr>
-        <w:t>системы</w:t>
-      </w:r>
-      <w:r>
-        <w:rPr>
-          <w:sz w:val="28"/>
-        </w:rPr>
-        <w:t xml:space="preserve"> через синтез прецедентов, их расширенное описание и включение диаграмму </w:t>
+        <w:t xml:space="preserve">Я изучил методы анализа поведения компонентов программной системы путем синтеза диаграмм, описывающих поведение моделируемой ИС с использованием нотации </w:t>
       </w:r>
       <w:proofErr w:type="spellStart"/>
       <w:r>
         <w:rPr>
           <w:sz w:val="28"/>
-        </w:rPr>
-        <w:t>UseCase</w:t>
+          <w:lang w:val="en-US"/>
+        </w:rPr>
+        <w:t>Uml</w:t>
       </w:r>
       <w:proofErr w:type="spellEnd"/>
       <w:r>
         <w:rPr>
           <w:sz w:val="28"/>
         </w:rPr>
-        <w:t xml:space="preserve">. </w:t>
-      </w:r>
-    </w:p>
-    <w:p>
-      <w:pPr>
-        <w:spacing w:line="360" w:lineRule="auto"/>
-        <w:ind w:firstLine="708"/>
-        <w:jc w:val="both"/>
-        <w:rPr>
-          <w:sz w:val="28"/>
-        </w:rPr>
-      </w:pPr>
-      <w:r>
-        <w:rPr>
-          <w:sz w:val="28"/>
-        </w:rPr>
-        <w:t>Выполнил анализ объекта информатиза0ции и смоделировал структуры будущей программной системы на верхнем уровне в виде конечных диаграмм классов.</w:t>
+        <w:t>.</w:t>
       </w:r>
     </w:p>
     <w:sectPr>
@@ -3071,7 +1955,7 @@
   <w:style w:type="paragraph" w:default="1" w:styleId="a">
     <w:name w:val="Normal"/>
     <w:qFormat/>
-    <w:rsid w:val="00556DFC"/>
+    <w:rsid w:val="008860E7"/>
     <w:pPr>
       <w:widowControl w:val="0"/>
     </w:pPr>

--- a/tp/lab-2/ПРИ123-ТП-#02-Нямаа.docx
+++ b/tp/lab-2/ПРИ123-ТП-#02-Нямаа.docx
@@ -1,9 +1,10 @@
 
 <file path=word/document.xml><?xml version="1.0" encoding="utf-8"?>
-<w:document xmlns:wpc="http://schemas.microsoft.com/office/word/2010/wordprocessingCanvas" xmlns:cx="http://schemas.microsoft.com/office/drawing/2014/chartex" xmlns:cx1="http://schemas.microsoft.com/office/drawing/2015/9/8/chartex" xmlns:cx2="http://schemas.microsoft.com/office/drawing/2015/10/21/chartex" xmlns:cx3="http://schemas.microsoft.com/office/drawing/2016/5/9/chartex" xmlns:cx4="http://schemas.microsoft.com/office/drawing/2016/5/10/chartex" xmlns:cx5="http://schemas.microsoft.com/office/drawing/2016/5/11/chartex" xmlns:cx6="http://schemas.microsoft.com/office/drawing/2016/5/12/chartex" xmlns:cx7="http://schemas.microsoft.com/office/drawing/2016/5/13/chartex" xmlns:cx8="http://schemas.microsoft.com/office/drawing/2016/5/14/chartex" xmlns:mc="http://schemas.openxmlformats.org/markup-compatibility/2006" xmlns:aink="http://schemas.microsoft.com/office/drawing/2016/ink" xmlns:am3d="http://schemas.microsoft.com/office/drawing/2017/model3d" xmlns:o="urn:schemas-microsoft-com:office:office" xmlns:oel="http://schemas.microsoft.com/office/2019/extlst" xmlns:r="http://schemas.openxmlformats.org/officeDocument/2006/relationships" xmlns:m="http://schemas.openxmlformats.org/officeDocument/2006/math" xmlns:v="urn:schemas-microsoft-com:vml" xmlns:wp14="http://schemas.microsoft.com/office/word/2010/wordprocessingDrawing" xmlns:wp="http://schemas.openxmlformats.org/drawingml/2006/wordprocessingDrawing" xmlns:w10="urn:schemas-microsoft-com:office:word" xmlns:w="http://schemas.openxmlformats.org/wordprocessingml/2006/main" xmlns:w14="http://schemas.microsoft.com/office/word/2010/wordml" xmlns:w15="http://schemas.microsoft.com/office/word/2012/wordml" xmlns:w16cex="http://schemas.microsoft.com/office/word/2018/wordml/cex" xmlns:w16cid="http://schemas.microsoft.com/office/word/2016/wordml/cid" xmlns:w16="http://schemas.microsoft.com/office/word/2018/wordml" xmlns:w16sdtdh="http://schemas.microsoft.com/office/word/2020/wordml/sdtdatahash" xmlns:w16se="http://schemas.microsoft.com/office/word/2015/wordml/symex" xmlns:wpg="http://schemas.microsoft.com/office/word/2010/wordprocessingGroup" xmlns:wpi="http://schemas.microsoft.com/office/word/2010/wordprocessingInk" xmlns:wne="http://schemas.microsoft.com/office/word/2006/wordml" xmlns:wps="http://schemas.microsoft.com/office/word/2010/wordprocessingShape" mc:Ignorable="w14 w15 w16se w16cid w16 w16cex w16sdtdh wp14">
+<w:document xmlns:o="urn:schemas-microsoft-com:office:office" xmlns:r="http://schemas.openxmlformats.org/officeDocument/2006/relationships" xmlns:v="urn:schemas-microsoft-com:vml" xmlns:w="http://schemas.openxmlformats.org/wordprocessingml/2006/main" xmlns:w10="urn:schemas-microsoft-com:office:word" xmlns:wp="http://schemas.openxmlformats.org/drawingml/2006/wordprocessingDrawing" xmlns:wps="http://schemas.microsoft.com/office/word/2010/wordprocessingShape" xmlns:wpg="http://schemas.microsoft.com/office/word/2010/wordprocessingGroup" xmlns:mc="http://schemas.openxmlformats.org/markup-compatibility/2006" xmlns:wp14="http://schemas.microsoft.com/office/word/2010/wordprocessingDrawing" xmlns:w14="http://schemas.microsoft.com/office/word/2010/wordml" xmlns:w15="http://schemas.microsoft.com/office/word/2012/wordml" mc:Ignorable="w14 wp14 w15">
   <w:body>
     <w:p>
       <w:pPr>
+        <w:pStyle w:val="Normal"/>
         <w:ind w:right="-1"/>
         <w:jc w:val="center"/>
         <w:rPr>
@@ -67,6 +68,7 @@
     </w:p>
     <w:p>
       <w:pPr>
+        <w:pStyle w:val="Normal"/>
         <w:ind w:right="-1"/>
         <w:jc w:val="center"/>
         <w:rPr>
@@ -188,6 +190,7 @@
     </w:p>
     <w:p>
       <w:pPr>
+        <w:pStyle w:val="Normal"/>
         <w:ind w:right="-1"/>
         <w:jc w:val="center"/>
         <w:rPr>
@@ -235,6 +238,7 @@
     </w:p>
     <w:p>
       <w:pPr>
+        <w:pStyle w:val="Normal"/>
         <w:ind w:right="-1"/>
         <w:jc w:val="center"/>
         <w:rPr>
@@ -343,6 +347,7 @@
     </w:p>
     <w:p>
       <w:pPr>
+        <w:pStyle w:val="Normal"/>
         <w:ind w:right="-1"/>
         <w:jc w:val="center"/>
         <w:rPr>
@@ -356,29 +361,12 @@
           <w:sz w:val="24"/>
           <w:szCs w:val="24"/>
         </w:rPr>
-        <w:t>(</w:t>
-      </w:r>
-      <w:proofErr w:type="spellStart"/>
-      <w:r>
-        <w:rPr>
-          <w:b/>
-          <w:sz w:val="24"/>
-          <w:szCs w:val="24"/>
-        </w:rPr>
-        <w:t>ВлГУ</w:t>
-      </w:r>
-      <w:proofErr w:type="spellEnd"/>
-      <w:r>
-        <w:rPr>
-          <w:b/>
-          <w:sz w:val="24"/>
-          <w:szCs w:val="24"/>
-        </w:rPr>
-        <w:t>)</w:t>
-      </w:r>
-    </w:p>
-    <w:p>
-      <w:pPr>
+        <w:t>(ВлГУ)</w:t>
+      </w:r>
+    </w:p>
+    <w:p>
+      <w:pPr>
+        <w:pStyle w:val="Normal"/>
         <w:ind w:right="-1"/>
         <w:jc w:val="center"/>
         <w:rPr>
@@ -387,9 +375,17 @@
           <w:szCs w:val="24"/>
         </w:rPr>
       </w:pPr>
-    </w:p>
-    <w:p>
-      <w:pPr>
+      <w:r>
+        <w:rPr>
+          <w:b/>
+          <w:sz w:val="24"/>
+          <w:szCs w:val="24"/>
+        </w:rPr>
+      </w:r>
+    </w:p>
+    <w:p>
+      <w:pPr>
+        <w:pStyle w:val="Normal"/>
         <w:ind w:right="-1"/>
         <w:jc w:val="center"/>
         <w:rPr>
@@ -494,86 +490,143 @@
     </w:p>
     <w:p>
       <w:pPr>
-        <w:pStyle w:val="a4"/>
-        <w:rPr>
-          <w:rFonts w:ascii="Times New Roman" w:hAnsi="Times New Roman"/>
-          <w:sz w:val="28"/>
-          <w:szCs w:val="28"/>
-        </w:rPr>
-      </w:pPr>
-    </w:p>
-    <w:p>
-      <w:pPr>
-        <w:pStyle w:val="a4"/>
-        <w:rPr>
-          <w:rFonts w:ascii="Times New Roman" w:hAnsi="Times New Roman"/>
-          <w:sz w:val="28"/>
-          <w:szCs w:val="28"/>
-        </w:rPr>
-      </w:pPr>
-    </w:p>
-    <w:p>
-      <w:pPr>
-        <w:pStyle w:val="a4"/>
-        <w:rPr>
-          <w:rFonts w:ascii="Times New Roman" w:hAnsi="Times New Roman"/>
-          <w:sz w:val="28"/>
-          <w:szCs w:val="28"/>
-        </w:rPr>
-      </w:pPr>
-    </w:p>
-    <w:p>
-      <w:pPr>
-        <w:pStyle w:val="a4"/>
-        <w:rPr>
-          <w:rFonts w:ascii="Times New Roman" w:hAnsi="Times New Roman"/>
-          <w:sz w:val="28"/>
-          <w:szCs w:val="28"/>
-        </w:rPr>
-      </w:pPr>
-    </w:p>
-    <w:p>
-      <w:pPr>
-        <w:pStyle w:val="a4"/>
-        <w:rPr>
-          <w:rFonts w:ascii="Times New Roman" w:hAnsi="Times New Roman"/>
-          <w:sz w:val="28"/>
-          <w:szCs w:val="28"/>
-        </w:rPr>
-      </w:pPr>
-    </w:p>
-    <w:p>
-      <w:pPr>
-        <w:pStyle w:val="a4"/>
-        <w:rPr>
-          <w:rFonts w:ascii="Times New Roman" w:hAnsi="Times New Roman"/>
-          <w:sz w:val="28"/>
-          <w:szCs w:val="28"/>
-        </w:rPr>
-      </w:pPr>
-    </w:p>
-    <w:p>
-      <w:pPr>
-        <w:pStyle w:val="a4"/>
-        <w:rPr>
-          <w:rFonts w:ascii="Times New Roman" w:hAnsi="Times New Roman"/>
-          <w:sz w:val="28"/>
-          <w:szCs w:val="28"/>
-        </w:rPr>
-      </w:pPr>
-    </w:p>
-    <w:p>
-      <w:pPr>
-        <w:pStyle w:val="a4"/>
-        <w:rPr>
-          <w:rFonts w:ascii="Times New Roman" w:hAnsi="Times New Roman"/>
-          <w:sz w:val="28"/>
-          <w:szCs w:val="28"/>
-        </w:rPr>
-      </w:pPr>
-    </w:p>
-    <w:p>
-      <w:pPr>
+        <w:pStyle w:val="PlainText"/>
+        <w:rPr>
+          <w:rFonts w:ascii="Times New Roman" w:hAnsi="Times New Roman"/>
+          <w:sz w:val="28"/>
+          <w:szCs w:val="28"/>
+        </w:rPr>
+      </w:pPr>
+      <w:r>
+        <w:rPr>
+          <w:rFonts w:ascii="Times New Roman" w:hAnsi="Times New Roman"/>
+          <w:sz w:val="28"/>
+          <w:szCs w:val="28"/>
+        </w:rPr>
+      </w:r>
+    </w:p>
+    <w:p>
+      <w:pPr>
+        <w:pStyle w:val="PlainText"/>
+        <w:rPr>
+          <w:rFonts w:ascii="Times New Roman" w:hAnsi="Times New Roman"/>
+          <w:sz w:val="28"/>
+          <w:szCs w:val="28"/>
+        </w:rPr>
+      </w:pPr>
+      <w:r>
+        <w:rPr>
+          <w:rFonts w:ascii="Times New Roman" w:hAnsi="Times New Roman"/>
+          <w:sz w:val="28"/>
+          <w:szCs w:val="28"/>
+        </w:rPr>
+      </w:r>
+    </w:p>
+    <w:p>
+      <w:pPr>
+        <w:pStyle w:val="PlainText"/>
+        <w:rPr>
+          <w:rFonts w:ascii="Times New Roman" w:hAnsi="Times New Roman"/>
+          <w:sz w:val="28"/>
+          <w:szCs w:val="28"/>
+        </w:rPr>
+      </w:pPr>
+      <w:r>
+        <w:rPr>
+          <w:rFonts w:ascii="Times New Roman" w:hAnsi="Times New Roman"/>
+          <w:sz w:val="28"/>
+          <w:szCs w:val="28"/>
+        </w:rPr>
+      </w:r>
+    </w:p>
+    <w:p>
+      <w:pPr>
+        <w:pStyle w:val="PlainText"/>
+        <w:rPr>
+          <w:rFonts w:ascii="Times New Roman" w:hAnsi="Times New Roman"/>
+          <w:sz w:val="28"/>
+          <w:szCs w:val="28"/>
+        </w:rPr>
+      </w:pPr>
+      <w:r>
+        <w:rPr>
+          <w:rFonts w:ascii="Times New Roman" w:hAnsi="Times New Roman"/>
+          <w:sz w:val="28"/>
+          <w:szCs w:val="28"/>
+        </w:rPr>
+      </w:r>
+    </w:p>
+    <w:p>
+      <w:pPr>
+        <w:pStyle w:val="PlainText"/>
+        <w:rPr>
+          <w:rFonts w:ascii="Times New Roman" w:hAnsi="Times New Roman"/>
+          <w:sz w:val="28"/>
+          <w:szCs w:val="28"/>
+        </w:rPr>
+      </w:pPr>
+      <w:r>
+        <w:rPr>
+          <w:rFonts w:ascii="Times New Roman" w:hAnsi="Times New Roman"/>
+          <w:sz w:val="28"/>
+          <w:szCs w:val="28"/>
+        </w:rPr>
+      </w:r>
+    </w:p>
+    <w:p>
+      <w:pPr>
+        <w:pStyle w:val="PlainText"/>
+        <w:rPr>
+          <w:rFonts w:ascii="Times New Roman" w:hAnsi="Times New Roman"/>
+          <w:sz w:val="28"/>
+          <w:szCs w:val="28"/>
+        </w:rPr>
+      </w:pPr>
+      <w:r>
+        <w:rPr>
+          <w:rFonts w:ascii="Times New Roman" w:hAnsi="Times New Roman"/>
+          <w:sz w:val="28"/>
+          <w:szCs w:val="28"/>
+        </w:rPr>
+      </w:r>
+    </w:p>
+    <w:p>
+      <w:pPr>
+        <w:pStyle w:val="PlainText"/>
+        <w:rPr>
+          <w:rFonts w:ascii="Times New Roman" w:hAnsi="Times New Roman"/>
+          <w:sz w:val="28"/>
+          <w:szCs w:val="28"/>
+        </w:rPr>
+      </w:pPr>
+      <w:r>
+        <w:rPr>
+          <w:rFonts w:ascii="Times New Roman" w:hAnsi="Times New Roman"/>
+          <w:sz w:val="28"/>
+          <w:szCs w:val="28"/>
+        </w:rPr>
+      </w:r>
+    </w:p>
+    <w:p>
+      <w:pPr>
+        <w:pStyle w:val="PlainText"/>
+        <w:rPr>
+          <w:rFonts w:ascii="Times New Roman" w:hAnsi="Times New Roman"/>
+          <w:sz w:val="28"/>
+          <w:szCs w:val="28"/>
+        </w:rPr>
+      </w:pPr>
+      <w:r>
+        <w:rPr>
+          <w:rFonts w:ascii="Times New Roman" w:hAnsi="Times New Roman"/>
+          <w:sz w:val="28"/>
+          <w:szCs w:val="28"/>
+        </w:rPr>
+      </w:r>
+    </w:p>
+    <w:p>
+      <w:pPr>
+        <w:pStyle w:val="Normal"/>
         <w:jc w:val="center"/>
         <w:rPr>
           <w:sz w:val="44"/>
@@ -585,310 +638,424 @@
           <w:sz w:val="44"/>
           <w:szCs w:val="44"/>
         </w:rPr>
-        <w:t>Лабораторная работа №</w:t>
-      </w:r>
-      <w:r>
+        <w:t>Лабораторная работа №2</w:t>
+      </w:r>
+    </w:p>
+    <w:p>
+      <w:pPr>
+        <w:pStyle w:val="Normal"/>
+        <w:jc w:val="center"/>
         <w:rPr>
           <w:sz w:val="44"/>
           <w:szCs w:val="44"/>
         </w:rPr>
-        <w:t>2</w:t>
-      </w:r>
-    </w:p>
-    <w:p>
-      <w:pPr>
-        <w:jc w:val="center"/>
+      </w:pPr>
+      <w:r>
         <w:rPr>
           <w:sz w:val="44"/>
           <w:szCs w:val="44"/>
         </w:rPr>
-      </w:pPr>
+        <w:t>по дисциплине «Технологии программирования»</w:t>
+      </w:r>
+    </w:p>
+    <w:p>
+      <w:pPr>
+        <w:pStyle w:val="Normal"/>
+        <w:rPr>
+          <w:sz w:val="44"/>
+          <w:szCs w:val="28"/>
+        </w:rPr>
+      </w:pPr>
+      <w:r>
+        <w:rPr>
+          <w:sz w:val="44"/>
+          <w:szCs w:val="28"/>
+        </w:rPr>
+      </w:r>
+    </w:p>
+    <w:p>
+      <w:pPr>
+        <w:pStyle w:val="Normal"/>
+        <w:rPr>
+          <w:sz w:val="28"/>
+          <w:szCs w:val="28"/>
+        </w:rPr>
+      </w:pPr>
+      <w:r>
+        <w:rPr>
+          <w:sz w:val="28"/>
+          <w:szCs w:val="28"/>
+        </w:rPr>
+      </w:r>
+    </w:p>
+    <w:p>
+      <w:pPr>
+        <w:pStyle w:val="Normal"/>
+        <w:jc w:val="center"/>
+        <w:rPr>
+          <w:sz w:val="36"/>
+          <w:szCs w:val="28"/>
+        </w:rPr>
+      </w:pPr>
+      <w:r>
+        <w:rPr>
+          <w:sz w:val="44"/>
+          <w:szCs w:val="28"/>
+        </w:rPr>
+        <w:t>Тема: «</w:t>
+      </w:r>
       <w:r>
         <w:rPr>
           <w:sz w:val="44"/>
           <w:szCs w:val="44"/>
         </w:rPr>
-        <w:t>по дисциплине «Технологии программирования»</w:t>
-      </w:r>
-    </w:p>
-    <w:p>
-      <w:pPr>
+        <w:t>Динамическое моделирование работы системы.</w:t>
+      </w:r>
+      <w:r>
         <w:rPr>
           <w:sz w:val="44"/>
           <w:szCs w:val="28"/>
         </w:rPr>
-      </w:pPr>
-    </w:p>
-    <w:p>
-      <w:pPr>
-        <w:rPr>
-          <w:sz w:val="28"/>
-          <w:szCs w:val="28"/>
-        </w:rPr>
-      </w:pPr>
-    </w:p>
-    <w:p>
-      <w:pPr>
+        <w:t>»</w:t>
+      </w:r>
+    </w:p>
+    <w:p>
+      <w:pPr>
+        <w:pStyle w:val="Normal"/>
+        <w:jc w:val="right"/>
+        <w:rPr>
+          <w:sz w:val="28"/>
+          <w:szCs w:val="28"/>
+        </w:rPr>
+      </w:pPr>
+      <w:r>
+        <w:rPr>
+          <w:sz w:val="28"/>
+          <w:szCs w:val="28"/>
+        </w:rPr>
+      </w:r>
+    </w:p>
+    <w:p>
+      <w:pPr>
+        <w:pStyle w:val="Normal"/>
+        <w:jc w:val="right"/>
+        <w:rPr>
+          <w:sz w:val="28"/>
+          <w:szCs w:val="28"/>
+        </w:rPr>
+      </w:pPr>
+      <w:r>
+        <w:rPr>
+          <w:sz w:val="28"/>
+          <w:szCs w:val="28"/>
+        </w:rPr>
+      </w:r>
+    </w:p>
+    <w:p>
+      <w:pPr>
+        <w:pStyle w:val="Normal"/>
+        <w:rPr>
+          <w:sz w:val="28"/>
+          <w:szCs w:val="28"/>
+        </w:rPr>
+      </w:pPr>
+      <w:r>
+        <w:rPr>
+          <w:sz w:val="28"/>
+          <w:szCs w:val="28"/>
+        </w:rPr>
+      </w:r>
+    </w:p>
+    <w:p>
+      <w:pPr>
+        <w:pStyle w:val="Normal"/>
+        <w:rPr>
+          <w:sz w:val="28"/>
+          <w:szCs w:val="28"/>
+        </w:rPr>
+      </w:pPr>
+      <w:r>
+        <w:rPr>
+          <w:sz w:val="28"/>
+          <w:szCs w:val="28"/>
+        </w:rPr>
+      </w:r>
+    </w:p>
+    <w:p>
+      <w:pPr>
+        <w:pStyle w:val="Normal"/>
+        <w:rPr>
+          <w:sz w:val="28"/>
+          <w:szCs w:val="28"/>
+        </w:rPr>
+      </w:pPr>
+      <w:r>
+        <w:rPr>
+          <w:sz w:val="28"/>
+          <w:szCs w:val="28"/>
+        </w:rPr>
+      </w:r>
+    </w:p>
+    <w:p>
+      <w:pPr>
+        <w:pStyle w:val="Normal"/>
+        <w:rPr>
+          <w:sz w:val="28"/>
+          <w:szCs w:val="28"/>
+        </w:rPr>
+      </w:pPr>
+      <w:r>
+        <w:rPr>
+          <w:sz w:val="28"/>
+          <w:szCs w:val="28"/>
+        </w:rPr>
+      </w:r>
+    </w:p>
+    <w:p>
+      <w:pPr>
+        <w:pStyle w:val="Normal"/>
+        <w:ind w:hanging="284" w:left="6663"/>
+        <w:rPr>
+          <w:sz w:val="28"/>
+          <w:szCs w:val="28"/>
+        </w:rPr>
+      </w:pPr>
+      <w:r>
+        <w:rPr>
+          <w:sz w:val="28"/>
+          <w:szCs w:val="28"/>
+        </w:rPr>
+        <w:t>Выполнил:</w:t>
+      </w:r>
+    </w:p>
+    <w:p>
+      <w:pPr>
+        <w:pStyle w:val="Normal"/>
+        <w:ind w:hanging="284" w:left="6663"/>
+        <w:rPr>
+          <w:sz w:val="28"/>
+          <w:szCs w:val="28"/>
+        </w:rPr>
+      </w:pPr>
+      <w:r>
+        <w:rPr>
+          <w:sz w:val="28"/>
+          <w:szCs w:val="28"/>
+        </w:rPr>
+        <w:t>студент гр. ПРИ-123</w:t>
+      </w:r>
+    </w:p>
+    <w:p>
+      <w:pPr>
+        <w:pStyle w:val="Normal"/>
+        <w:ind w:hanging="284" w:left="6663"/>
+        <w:rPr>
+          <w:color w:themeColor="text1" w:val="000000"/>
+          <w:sz w:val="28"/>
+          <w:szCs w:val="28"/>
+        </w:rPr>
+      </w:pPr>
+      <w:r>
+        <w:rPr>
+          <w:color w:themeColor="text1" w:val="000000"/>
+          <w:sz w:val="28"/>
+          <w:szCs w:val="28"/>
+        </w:rPr>
+        <w:t>А.Ц. Нямаа</w:t>
+      </w:r>
+    </w:p>
+    <w:p>
+      <w:pPr>
+        <w:pStyle w:val="Normal"/>
+        <w:jc w:val="right"/>
+        <w:rPr>
+          <w:sz w:val="28"/>
+          <w:szCs w:val="28"/>
+        </w:rPr>
+      </w:pPr>
+      <w:r>
+        <w:rPr>
+          <w:sz w:val="28"/>
+          <w:szCs w:val="28"/>
+        </w:rPr>
+      </w:r>
+    </w:p>
+    <w:p>
+      <w:pPr>
+        <w:pStyle w:val="Normal"/>
+        <w:ind w:hanging="284" w:left="6663"/>
+        <w:rPr>
+          <w:sz w:val="28"/>
+          <w:szCs w:val="28"/>
+        </w:rPr>
+      </w:pPr>
+      <w:r>
+        <w:rPr>
+          <w:sz w:val="28"/>
+          <w:szCs w:val="28"/>
+        </w:rPr>
+        <w:t>Приняла:</w:t>
+      </w:r>
+    </w:p>
+    <w:p>
+      <w:pPr>
+        <w:pStyle w:val="Normal"/>
+        <w:ind w:hanging="284" w:left="6663"/>
+        <w:rPr>
+          <w:sz w:val="28"/>
+          <w:szCs w:val="28"/>
+        </w:rPr>
+      </w:pPr>
+      <w:r>
+        <w:rPr>
+          <w:sz w:val="28"/>
+          <w:szCs w:val="28"/>
+        </w:rPr>
+        <w:t>Ст. пр. кафедры ИСПИ</w:t>
+      </w:r>
+    </w:p>
+    <w:p>
+      <w:pPr>
+        <w:pStyle w:val="Normal"/>
+        <w:ind w:hanging="284" w:left="6663"/>
+        <w:rPr>
+          <w:color w:themeColor="text1" w:val="000000"/>
+          <w:sz w:val="28"/>
+          <w:szCs w:val="28"/>
+        </w:rPr>
+      </w:pPr>
+      <w:r>
+        <w:rPr>
+          <w:color w:themeColor="text1" w:val="000000"/>
+          <w:sz w:val="28"/>
+          <w:szCs w:val="28"/>
+        </w:rPr>
+        <w:t>В.В. Данилов</w:t>
+      </w:r>
+    </w:p>
+    <w:p>
+      <w:pPr>
+        <w:pStyle w:val="PlainText"/>
+        <w:rPr>
+          <w:rFonts w:ascii="Times New Roman" w:hAnsi="Times New Roman"/>
+          <w:sz w:val="28"/>
+          <w:szCs w:val="28"/>
+        </w:rPr>
+      </w:pPr>
+      <w:r>
+        <w:rPr>
+          <w:rFonts w:ascii="Times New Roman" w:hAnsi="Times New Roman"/>
+          <w:sz w:val="28"/>
+          <w:szCs w:val="28"/>
+        </w:rPr>
+      </w:r>
+    </w:p>
+    <w:p>
+      <w:pPr>
+        <w:pStyle w:val="PlainText"/>
+        <w:rPr>
+          <w:rFonts w:ascii="Times New Roman" w:hAnsi="Times New Roman"/>
+          <w:sz w:val="28"/>
+          <w:szCs w:val="28"/>
+        </w:rPr>
+      </w:pPr>
+      <w:r>
+        <w:rPr>
+          <w:rFonts w:ascii="Times New Roman" w:hAnsi="Times New Roman"/>
+          <w:sz w:val="28"/>
+          <w:szCs w:val="28"/>
+        </w:rPr>
+      </w:r>
+    </w:p>
+    <w:p>
+      <w:pPr>
+        <w:pStyle w:val="PlainText"/>
+        <w:rPr>
+          <w:rFonts w:ascii="Times New Roman" w:hAnsi="Times New Roman"/>
+          <w:sz w:val="28"/>
+          <w:szCs w:val="28"/>
+        </w:rPr>
+      </w:pPr>
+      <w:r>
+        <w:rPr>
+          <w:rFonts w:ascii="Times New Roman" w:hAnsi="Times New Roman"/>
+          <w:sz w:val="28"/>
+          <w:szCs w:val="28"/>
+        </w:rPr>
+      </w:r>
+    </w:p>
+    <w:p>
+      <w:pPr>
+        <w:pStyle w:val="PlainText"/>
+        <w:rPr>
+          <w:rFonts w:ascii="Times New Roman" w:hAnsi="Times New Roman"/>
+          <w:sz w:val="28"/>
+          <w:szCs w:val="28"/>
+        </w:rPr>
+      </w:pPr>
+      <w:r>
+        <w:rPr>
+          <w:rFonts w:ascii="Times New Roman" w:hAnsi="Times New Roman"/>
+          <w:sz w:val="28"/>
+          <w:szCs w:val="28"/>
+        </w:rPr>
+      </w:r>
+    </w:p>
+    <w:p>
+      <w:pPr>
+        <w:pStyle w:val="PlainText"/>
+        <w:rPr>
+          <w:rFonts w:ascii="Times New Roman" w:hAnsi="Times New Roman"/>
+          <w:sz w:val="28"/>
+          <w:szCs w:val="28"/>
+        </w:rPr>
+      </w:pPr>
+      <w:r>
+        <w:rPr>
+          <w:rFonts w:ascii="Times New Roman" w:hAnsi="Times New Roman"/>
+          <w:sz w:val="28"/>
+          <w:szCs w:val="28"/>
+        </w:rPr>
+      </w:r>
+    </w:p>
+    <w:p>
+      <w:pPr>
+        <w:pStyle w:val="PlainText"/>
+        <w:rPr>
+          <w:rFonts w:ascii="Times New Roman" w:hAnsi="Times New Roman"/>
+          <w:sz w:val="28"/>
+          <w:szCs w:val="28"/>
+        </w:rPr>
+      </w:pPr>
+      <w:r>
+        <w:rPr>
+          <w:rFonts w:ascii="Times New Roman" w:hAnsi="Times New Roman"/>
+          <w:sz w:val="28"/>
+          <w:szCs w:val="28"/>
+        </w:rPr>
+      </w:r>
+    </w:p>
+    <w:p>
+      <w:pPr>
+        <w:pStyle w:val="PlainText"/>
         <w:jc w:val="center"/>
         <w:rPr>
-          <w:sz w:val="36"/>
-          <w:szCs w:val="28"/>
-        </w:rPr>
-      </w:pPr>
-      <w:r>
-        <w:rPr>
-          <w:sz w:val="44"/>
-          <w:szCs w:val="28"/>
-        </w:rPr>
-        <w:t>Тема: «</w:t>
-      </w:r>
-      <w:r>
-        <w:rPr>
-          <w:sz w:val="44"/>
-          <w:szCs w:val="44"/>
-        </w:rPr>
-        <w:t>Динамическое моделирование работы системы.</w:t>
-      </w:r>
-      <w:r>
-        <w:rPr>
-          <w:sz w:val="44"/>
-          <w:szCs w:val="28"/>
-        </w:rPr>
-        <w:t>»</w:t>
-      </w:r>
-    </w:p>
-    <w:p>
-      <w:pPr>
-        <w:jc w:val="right"/>
-        <w:rPr>
-          <w:sz w:val="28"/>
-          <w:szCs w:val="28"/>
-        </w:rPr>
-      </w:pPr>
-    </w:p>
-    <w:p>
-      <w:pPr>
-        <w:jc w:val="right"/>
-        <w:rPr>
-          <w:sz w:val="28"/>
-          <w:szCs w:val="28"/>
-        </w:rPr>
-      </w:pPr>
-    </w:p>
-    <w:p>
-      <w:pPr>
-        <w:rPr>
-          <w:sz w:val="28"/>
-          <w:szCs w:val="28"/>
-        </w:rPr>
-      </w:pPr>
-    </w:p>
-    <w:p>
-      <w:pPr>
-        <w:rPr>
-          <w:sz w:val="28"/>
-          <w:szCs w:val="28"/>
-        </w:rPr>
-      </w:pPr>
-    </w:p>
-    <w:p>
-      <w:pPr>
-        <w:rPr>
-          <w:sz w:val="28"/>
-          <w:szCs w:val="28"/>
-        </w:rPr>
-      </w:pPr>
-    </w:p>
-    <w:p>
-      <w:pPr>
-        <w:rPr>
-          <w:sz w:val="28"/>
-          <w:szCs w:val="28"/>
-        </w:rPr>
-      </w:pPr>
-    </w:p>
-    <w:p>
-      <w:pPr>
-        <w:ind w:left="6663" w:hanging="284"/>
-        <w:rPr>
-          <w:sz w:val="28"/>
-          <w:szCs w:val="28"/>
-        </w:rPr>
-      </w:pPr>
-      <w:r>
-        <w:rPr>
-          <w:sz w:val="28"/>
-          <w:szCs w:val="28"/>
-        </w:rPr>
-        <w:t>Выполнил:</w:t>
-      </w:r>
-    </w:p>
-    <w:p>
-      <w:pPr>
-        <w:ind w:left="6663" w:hanging="284"/>
-        <w:rPr>
-          <w:sz w:val="28"/>
-          <w:szCs w:val="28"/>
-        </w:rPr>
-      </w:pPr>
-      <w:r>
-        <w:rPr>
-          <w:sz w:val="28"/>
-          <w:szCs w:val="28"/>
-        </w:rPr>
-        <w:t>студент гр. ПРИ-123</w:t>
-      </w:r>
-    </w:p>
-    <w:p>
-      <w:pPr>
-        <w:ind w:left="6663" w:hanging="284"/>
-        <w:rPr>
-          <w:color w:val="000000" w:themeColor="text1"/>
-          <w:sz w:val="28"/>
-          <w:szCs w:val="28"/>
-        </w:rPr>
-      </w:pPr>
-      <w:r>
-        <w:rPr>
-          <w:color w:val="000000" w:themeColor="text1"/>
-          <w:sz w:val="28"/>
-          <w:szCs w:val="28"/>
-        </w:rPr>
-        <w:t xml:space="preserve">А.Ц. </w:t>
-      </w:r>
-      <w:proofErr w:type="spellStart"/>
-      <w:r>
-        <w:rPr>
-          <w:color w:val="000000" w:themeColor="text1"/>
-          <w:sz w:val="28"/>
-          <w:szCs w:val="28"/>
-        </w:rPr>
-        <w:t>Нямаа</w:t>
-      </w:r>
-      <w:proofErr w:type="spellEnd"/>
-    </w:p>
-    <w:p>
-      <w:pPr>
-        <w:jc w:val="right"/>
-        <w:rPr>
-          <w:sz w:val="28"/>
-          <w:szCs w:val="28"/>
-        </w:rPr>
-      </w:pPr>
-    </w:p>
-    <w:p>
-      <w:pPr>
-        <w:ind w:left="6663" w:hanging="284"/>
-        <w:rPr>
-          <w:sz w:val="28"/>
-          <w:szCs w:val="28"/>
-        </w:rPr>
-      </w:pPr>
-      <w:r>
-        <w:rPr>
-          <w:sz w:val="28"/>
-          <w:szCs w:val="28"/>
-        </w:rPr>
-        <w:t>Приняла:</w:t>
-      </w:r>
-    </w:p>
-    <w:p>
-      <w:pPr>
-        <w:ind w:left="6663" w:hanging="284"/>
-        <w:rPr>
-          <w:sz w:val="28"/>
-          <w:szCs w:val="28"/>
-        </w:rPr>
-      </w:pPr>
-      <w:r>
-        <w:rPr>
-          <w:sz w:val="28"/>
-          <w:szCs w:val="28"/>
-        </w:rPr>
-        <w:t>Ст. пр. кафедры ИСПИ</w:t>
-      </w:r>
-    </w:p>
-    <w:p>
-      <w:pPr>
-        <w:ind w:left="6663" w:hanging="284"/>
-        <w:rPr>
-          <w:color w:val="000000" w:themeColor="text1"/>
-          <w:sz w:val="28"/>
-          <w:szCs w:val="28"/>
-        </w:rPr>
-      </w:pPr>
-      <w:r>
-        <w:rPr>
-          <w:color w:val="000000" w:themeColor="text1"/>
-          <w:sz w:val="28"/>
-          <w:szCs w:val="28"/>
-        </w:rPr>
-        <w:t>В.В. Данилов</w:t>
-      </w:r>
-    </w:p>
-    <w:p>
-      <w:pPr>
-        <w:pStyle w:val="a4"/>
-        <w:rPr>
-          <w:rFonts w:ascii="Times New Roman" w:hAnsi="Times New Roman"/>
-          <w:sz w:val="28"/>
-          <w:szCs w:val="28"/>
-        </w:rPr>
-      </w:pPr>
-    </w:p>
-    <w:p>
-      <w:pPr>
-        <w:pStyle w:val="a4"/>
-        <w:rPr>
-          <w:rFonts w:ascii="Times New Roman" w:hAnsi="Times New Roman"/>
-          <w:sz w:val="28"/>
-          <w:szCs w:val="28"/>
-        </w:rPr>
-      </w:pPr>
-    </w:p>
-    <w:p>
-      <w:pPr>
-        <w:pStyle w:val="a4"/>
-        <w:rPr>
-          <w:rFonts w:ascii="Times New Roman" w:hAnsi="Times New Roman"/>
-          <w:sz w:val="28"/>
-          <w:szCs w:val="28"/>
-        </w:rPr>
-      </w:pPr>
-    </w:p>
-    <w:p>
-      <w:pPr>
-        <w:pStyle w:val="a4"/>
-        <w:rPr>
-          <w:rFonts w:ascii="Times New Roman" w:hAnsi="Times New Roman"/>
-          <w:sz w:val="28"/>
-          <w:szCs w:val="28"/>
-        </w:rPr>
-      </w:pPr>
-    </w:p>
-    <w:p>
-      <w:pPr>
-        <w:pStyle w:val="a4"/>
-        <w:rPr>
-          <w:rFonts w:ascii="Times New Roman" w:hAnsi="Times New Roman"/>
-          <w:sz w:val="28"/>
-          <w:szCs w:val="28"/>
-        </w:rPr>
-      </w:pPr>
-    </w:p>
-    <w:p>
-      <w:pPr>
-        <w:pStyle w:val="a4"/>
-        <w:rPr>
-          <w:rFonts w:ascii="Times New Roman" w:hAnsi="Times New Roman"/>
-          <w:sz w:val="28"/>
-          <w:szCs w:val="28"/>
-        </w:rPr>
-      </w:pPr>
-    </w:p>
-    <w:p>
-      <w:pPr>
-        <w:pStyle w:val="a4"/>
+          <w:rFonts w:ascii="Times New Roman" w:hAnsi="Times New Roman"/>
+          <w:sz w:val="28"/>
+          <w:szCs w:val="28"/>
+        </w:rPr>
+      </w:pPr>
+      <w:r>
+        <w:rPr>
+          <w:rFonts w:ascii="Times New Roman" w:hAnsi="Times New Roman"/>
+          <w:sz w:val="28"/>
+          <w:szCs w:val="28"/>
+        </w:rPr>
+      </w:r>
+    </w:p>
+    <w:p>
+      <w:pPr>
+        <w:pStyle w:val="PlainText"/>
         <w:jc w:val="center"/>
         <w:rPr>
           <w:rFonts w:ascii="Times New Roman" w:hAnsi="Times New Roman"/>
@@ -896,50 +1063,40 @@
           <w:szCs w:val="28"/>
         </w:rPr>
       </w:pPr>
-    </w:p>
-    <w:p>
-      <w:pPr>
-        <w:pStyle w:val="a4"/>
+      <w:r>
+        <w:rPr>
+          <w:rFonts w:ascii="Times New Roman" w:hAnsi="Times New Roman"/>
+          <w:sz w:val="28"/>
+          <w:szCs w:val="28"/>
+        </w:rPr>
+        <w:t>Владимир, 2025 г.</w:t>
+      </w:r>
+      <w:r>
+        <w:br w:type="page"/>
+      </w:r>
+    </w:p>
+    <w:p>
+      <w:pPr>
+        <w:pStyle w:val="Normal"/>
+        <w:spacing w:lineRule="auto" w:line="360" w:before="0" w:after="0"/>
         <w:jc w:val="center"/>
         <w:rPr>
-          <w:rFonts w:ascii="Times New Roman" w:hAnsi="Times New Roman"/>
-          <w:sz w:val="28"/>
-          <w:szCs w:val="28"/>
-        </w:rPr>
-      </w:pPr>
-      <w:r>
-        <w:rPr>
-          <w:rFonts w:ascii="Times New Roman" w:hAnsi="Times New Roman"/>
-          <w:sz w:val="28"/>
-          <w:szCs w:val="28"/>
-        </w:rPr>
-        <w:t>Владимир, 2025 г.</w:t>
-      </w:r>
-      <w:r>
-        <w:br w:type="page"/>
-      </w:r>
-    </w:p>
-    <w:p>
-      <w:pPr>
-        <w:spacing w:line="360" w:lineRule="auto"/>
-        <w:jc w:val="center"/>
-        <w:rPr>
-          <w:sz w:val="28"/>
-          <w:szCs w:val="28"/>
-        </w:rPr>
-      </w:pPr>
-      <w:r>
-        <w:rPr>
-          <w:sz w:val="28"/>
-          <w:szCs w:val="28"/>
-        </w:rPr>
-        <w:lastRenderedPageBreak/>
+          <w:sz w:val="28"/>
+          <w:szCs w:val="28"/>
+        </w:rPr>
+      </w:pPr>
+      <w:r>
+        <w:rPr>
+          <w:sz w:val="28"/>
+          <w:szCs w:val="28"/>
+        </w:rPr>
         <w:t>ЦЕЛЬ РАБОТЫ:</w:t>
       </w:r>
     </w:p>
     <w:p>
       <w:pPr>
-        <w:spacing w:line="360" w:lineRule="auto"/>
+        <w:pStyle w:val="Normal"/>
+        <w:spacing w:lineRule="auto" w:line="360"/>
         <w:ind w:firstLine="708"/>
         <w:jc w:val="both"/>
         <w:rPr>
@@ -952,7 +1109,6 @@
         </w:rPr>
         <w:t xml:space="preserve">Изучить методы анализа поведения компонентов программной системы путем синтеза диаграмм, описывающих поведение моделируемой ИС с использованием нотации </w:t>
       </w:r>
-      <w:proofErr w:type="spellStart"/>
       <w:r>
         <w:rPr>
           <w:sz w:val="28"/>
@@ -960,7 +1116,6 @@
         </w:rPr>
         <w:t>Uml</w:t>
       </w:r>
-      <w:proofErr w:type="spellEnd"/>
       <w:r>
         <w:rPr>
           <w:sz w:val="28"/>
@@ -970,7 +1125,8 @@
     </w:p>
     <w:p>
       <w:pPr>
-        <w:spacing w:line="360" w:lineRule="auto"/>
+        <w:pStyle w:val="Normal"/>
+        <w:spacing w:lineRule="auto" w:line="360"/>
         <w:jc w:val="center"/>
         <w:rPr>
           <w:sz w:val="28"/>
@@ -980,30 +1136,13 @@
         <w:rPr>
           <w:sz w:val="28"/>
         </w:rPr>
-        <w:t>ЗАДАНИЕ</w:t>
-      </w:r>
-      <w:r>
-        <w:rPr>
-          <w:sz w:val="28"/>
-        </w:rPr>
-        <w:t xml:space="preserve"> (</w:t>
-      </w:r>
-      <w:r>
-        <w:rPr>
-          <w:sz w:val="28"/>
-        </w:rPr>
-        <w:t>вариант</w:t>
-      </w:r>
-      <w:r>
-        <w:rPr>
-          <w:sz w:val="28"/>
-        </w:rPr>
-        <w:t xml:space="preserve"> 14).</w:t>
-      </w:r>
-    </w:p>
-    <w:p>
-      <w:pPr>
-        <w:spacing w:line="360" w:lineRule="auto"/>
+        <w:t>ЗАДАНИЕ (вариант 14).</w:t>
+      </w:r>
+    </w:p>
+    <w:p>
+      <w:pPr>
+        <w:pStyle w:val="Normal"/>
+        <w:spacing w:lineRule="auto" w:line="360"/>
         <w:ind w:firstLine="708"/>
         <w:jc w:val="both"/>
         <w:rPr>
@@ -1014,12 +1153,53 @@
         <w:rPr>
           <w:sz w:val="28"/>
         </w:rPr>
-        <w:t>Произвести анализ предметной области. Выделить сущности предметной области, определить их взаимосвязи, атрибуты и поведение.</w:t>
-      </w:r>
-    </w:p>
-    <w:p>
-      <w:pPr>
-        <w:spacing w:line="360" w:lineRule="auto"/>
+        <w:t xml:space="preserve">Произвести анализ предметной области. Выделить сущности предметной области, </w:t>
+      </w:r>
+      <w:r>
+        <w:rPr>
+          <w:sz w:val="28"/>
+        </w:rPr>
+        <w:t>определить их взаимосвязи, атрибуты и поведение.</w:t>
+      </w:r>
+    </w:p>
+    <w:p>
+      <w:pPr>
+        <w:pStyle w:val="Normal"/>
+        <w:spacing w:lineRule="auto" w:line="360"/>
+        <w:ind w:firstLine="708"/>
+        <w:jc w:val="both"/>
+        <w:rPr>
+          <w:sz w:val="28"/>
+        </w:rPr>
+      </w:pPr>
+      <w:r>
+        <w:rPr>
+          <w:sz w:val="28"/>
+        </w:rPr>
+        <w:t>Разработать и построить диаграмму состояний, используя диаграмму классов.</w:t>
+      </w:r>
+    </w:p>
+    <w:p>
+      <w:pPr>
+        <w:pStyle w:val="Normal"/>
+        <w:spacing w:lineRule="auto" w:line="360"/>
+        <w:ind w:firstLine="708"/>
+        <w:jc w:val="both"/>
+        <w:rPr>
+          <w:sz w:val="28"/>
+        </w:rPr>
+      </w:pPr>
+      <w:r>
+        <w:rPr>
+          <w:sz w:val="28"/>
+        </w:rPr>
+        <w:t>Разработать диаграмму последовательностей при помощи ранее разработанных диаграмм прецедентов.</w:t>
+      </w:r>
+    </w:p>
+    <w:p>
+      <w:pPr>
+        <w:pStyle w:val="Normal"/>
+        <w:spacing w:lineRule="auto" w:line="360"/>
         <w:jc w:val="center"/>
         <w:rPr>
           <w:sz w:val="28"/>
@@ -1034,7 +1214,8 @@
     </w:p>
     <w:p>
       <w:pPr>
-        <w:spacing w:line="360" w:lineRule="auto"/>
+        <w:pStyle w:val="Normal"/>
+        <w:spacing w:lineRule="auto" w:line="360"/>
         <w:ind w:firstLine="709"/>
         <w:jc w:val="both"/>
         <w:rPr>
@@ -1045,27 +1226,164 @@
         <w:rPr>
           <w:sz w:val="28"/>
         </w:rPr>
-        <w:t xml:space="preserve">Для выполнения данной работы была выбрана тема «Прототип сервиса сдачи в аренду виртуальных машин (VPS)». Все диаграммы были выполнены в веб-приложении Visual Studio </w:t>
-      </w:r>
-      <w:proofErr w:type="spellStart"/>
-      <w:r>
-        <w:rPr>
-          <w:sz w:val="28"/>
-        </w:rPr>
-        <w:t>Paradigm</w:t>
-      </w:r>
-      <w:proofErr w:type="spellEnd"/>
-      <w:r>
-        <w:rPr>
-          <w:sz w:val="28"/>
-        </w:rPr>
-        <w:t>.</w:t>
-      </w:r>
-    </w:p>
-    <w:p>
-      <w:pPr>
-        <w:pStyle w:val="a8"/>
-        <w:spacing w:line="360" w:lineRule="auto"/>
+        <w:t>Для выполнения данной работы была выбрана тема «Прототип сервиса сдачи в аренду виртуальных машин (VPS)». Все диаграммы были выполнены в веб-приложении Visual Studio Paradigm.</w:t>
+      </w:r>
+    </w:p>
+    <w:p>
+      <w:pPr>
+        <w:pStyle w:val="Normal"/>
+        <w:spacing w:lineRule="auto" w:line="360"/>
+        <w:ind w:firstLine="709"/>
+        <w:jc w:val="both"/>
+        <w:rPr>
+          <w:b/>
+          <w:bCs/>
+        </w:rPr>
+      </w:pPr>
+      <w:r>
+        <w:rPr>
+          <w:b/>
+          <w:bCs/>
+          <w:sz w:val="28"/>
+        </w:rPr>
+        <w:t>Анализ предметной области:</w:t>
+      </w:r>
+    </w:p>
+    <w:p>
+      <w:pPr>
+        <w:pStyle w:val="Normal"/>
+        <w:spacing w:lineRule="auto" w:line="360"/>
+        <w:ind w:firstLine="709"/>
+        <w:jc w:val="both"/>
+        <w:rPr>
+          <w:sz w:val="28"/>
+        </w:rPr>
+      </w:pPr>
+      <w:r>
+        <w:rPr>
+          <w:sz w:val="28"/>
+        </w:rPr>
+        <w:t xml:space="preserve">Были выделены следующие сущности и их атрибуты: </w:t>
+      </w:r>
+    </w:p>
+    <w:p>
+      <w:pPr>
+        <w:pStyle w:val="Normal"/>
+        <w:spacing w:lineRule="auto" w:line="360"/>
+        <w:ind w:firstLine="709"/>
+        <w:jc w:val="both"/>
+        <w:rPr>
+          <w:sz w:val="28"/>
+        </w:rPr>
+      </w:pPr>
+      <w:r>
+        <w:rPr>
+          <w:sz w:val="28"/>
+        </w:rPr>
+        <w:t>1. Пользователь: псевдоним, имя, фамилия, телефон, электронная почта, пароль.</w:t>
+      </w:r>
+    </w:p>
+    <w:p>
+      <w:pPr>
+        <w:pStyle w:val="Normal"/>
+        <w:spacing w:lineRule="auto" w:line="360"/>
+        <w:ind w:firstLine="709"/>
+        <w:jc w:val="both"/>
+        <w:rPr>
+          <w:sz w:val="28"/>
+        </w:rPr>
+      </w:pPr>
+      <w:r>
+        <w:rPr>
+          <w:sz w:val="28"/>
+        </w:rPr>
+        <w:t>2. Админнистратор, наследует атрибуты сущности пользователь: уровень прав, логин для админской пароли, пароль от админской пароли</w:t>
+      </w:r>
+    </w:p>
+    <w:p>
+      <w:pPr>
+        <w:pStyle w:val="Normal"/>
+        <w:spacing w:lineRule="auto" w:line="360"/>
+        <w:ind w:firstLine="709"/>
+        <w:jc w:val="both"/>
+        <w:rPr>
+          <w:sz w:val="28"/>
+        </w:rPr>
+      </w:pPr>
+      <w:r>
+        <w:rPr>
+          <w:sz w:val="28"/>
+        </w:rPr>
+        <w:t>3. Конфигурация: операционная система, название процессора, частота процессора, название видеокарты, видеопамять видеокарты, объем оперативной памяти, объем диска.</w:t>
+      </w:r>
+    </w:p>
+    <w:p>
+      <w:pPr>
+        <w:pStyle w:val="Normal"/>
+        <w:spacing w:lineRule="auto" w:line="360"/>
+        <w:ind w:firstLine="709"/>
+        <w:jc w:val="both"/>
+        <w:rPr>
+          <w:sz w:val="28"/>
+        </w:rPr>
+      </w:pPr>
+      <w:r>
+        <w:rPr>
+          <w:sz w:val="28"/>
+        </w:rPr>
+        <w:t>4</w:t>
+      </w:r>
+      <w:r>
+        <w:rPr>
+          <w:sz w:val="28"/>
+        </w:rPr>
+        <w:t xml:space="preserve">. Заяка: </w:t>
+      </w:r>
+      <w:r>
+        <w:rPr>
+          <w:sz w:val="28"/>
+        </w:rPr>
+        <w:t>id пользователя, id конфигурации, дата создания заявки, ежемесячная оплата.</w:t>
+      </w:r>
+    </w:p>
+    <w:p>
+      <w:pPr>
+        <w:pStyle w:val="Normal"/>
+        <w:spacing w:lineRule="auto" w:line="360"/>
+        <w:ind w:firstLine="709"/>
+        <w:jc w:val="both"/>
+        <w:rPr>
+          <w:sz w:val="28"/>
+        </w:rPr>
+      </w:pPr>
+      <w:r>
+        <w:rPr>
+          <w:sz w:val="28"/>
+        </w:rPr>
+        <w:t>5. Арендованная VPS: id конфигурации, флаг собственной конфигурации, id пользователя, дата начала аренды.</w:t>
+      </w:r>
+    </w:p>
+    <w:p>
+      <w:pPr>
+        <w:pStyle w:val="Normal"/>
+        <w:spacing w:lineRule="auto" w:line="360"/>
+        <w:ind w:firstLine="709"/>
+        <w:jc w:val="both"/>
+        <w:rPr>
+          <w:sz w:val="28"/>
+        </w:rPr>
+      </w:pPr>
+      <w:r>
+        <w:rPr>
+          <w:sz w:val="28"/>
+        </w:rPr>
+        <w:t>6. Данные для подключения к VPS: id арендованной VPS, ssh имя пользователя, ssh флаг доступа подключения по паролю, ssh пароль для подключения, ssh флаг ключа подключения.</w:t>
+      </w:r>
+    </w:p>
+    <w:p>
+      <w:pPr>
+        <w:pStyle w:val="Style20"/>
+        <w:spacing w:lineRule="auto" w:line="360"/>
         <w:jc w:val="center"/>
         <w:rPr>
           <w:sz w:val="28"/>
@@ -1074,16 +1392,12 @@
         </w:rPr>
       </w:pPr>
       <w:r>
-        <w:rPr>
-          <w:sz w:val="28"/>
-          <w:szCs w:val="28"/>
-          <w:lang w:val="ru-RU"/>
-        </w:rPr>
+        <w:rPr/>
         <w:drawing>
-          <wp:inline distT="0" distB="0" distL="0" distR="0" wp14:anchorId="5D0983B1" wp14:editId="76C55586">
-            <wp:extent cx="5786120" cy="5471919"/>
+          <wp:inline distT="0" distB="0" distL="0" distR="0">
+            <wp:extent cx="5786120" cy="5471795"/>
             <wp:effectExtent l="0" t="0" r="0" b="0"/>
-            <wp:docPr id="1" name="Рисунок 1"/>
+            <wp:docPr id="1" name="Рисунок 1" descr=""/>
             <wp:cNvGraphicFramePr>
               <a:graphicFrameLocks xmlns:a="http://schemas.openxmlformats.org/drawingml/2006/main" noChangeAspect="1"/>
             </wp:cNvGraphicFramePr>
@@ -1091,19 +1405,21 @@
               <a:graphicData uri="http://schemas.openxmlformats.org/drawingml/2006/picture">
                 <pic:pic xmlns:pic="http://schemas.openxmlformats.org/drawingml/2006/picture">
                   <pic:nvPicPr>
-                    <pic:cNvPr id="1" name=""/>
-                    <pic:cNvPicPr/>
+                    <pic:cNvPr id="1" name="Рисунок 1" descr=""/>
+                    <pic:cNvPicPr>
+                      <a:picLocks noChangeAspect="1" noChangeArrowheads="1"/>
+                    </pic:cNvPicPr>
                   </pic:nvPicPr>
                   <pic:blipFill>
-                    <a:blip r:embed="rId7"/>
+                    <a:blip r:embed="rId2"/>
                     <a:stretch>
                       <a:fillRect/>
                     </a:stretch>
                   </pic:blipFill>
-                  <pic:spPr>
+                  <pic:spPr bwMode="auto">
                     <a:xfrm>
                       <a:off x="0" y="0"/>
-                      <a:ext cx="5788218" cy="5473903"/>
+                      <a:ext cx="5786120" cy="5471795"/>
                     </a:xfrm>
                     <a:prstGeom prst="rect">
                       <a:avLst/>
@@ -1118,27 +1434,37 @@
     </w:p>
     <w:p>
       <w:pPr>
-        <w:spacing w:line="360" w:lineRule="auto"/>
+        <w:pStyle w:val="Normal"/>
+        <w:spacing w:lineRule="auto" w:line="360"/>
         <w:jc w:val="center"/>
-      </w:pPr>
-      <w:r>
-        <w:rPr>
-          <w:sz w:val="28"/>
-          <w:szCs w:val="28"/>
-        </w:rPr>
-        <w:t xml:space="preserve">Рисунок 1. </w:t>
-      </w:r>
-      <w:r>
-        <w:rPr>
-          <w:sz w:val="28"/>
-          <w:szCs w:val="28"/>
-        </w:rPr>
-        <w:t>Диаграмма прецедентов.</w:t>
-      </w:r>
-    </w:p>
-    <w:p>
-      <w:pPr>
-        <w:spacing w:line="360" w:lineRule="auto"/>
+        <w:rPr/>
+      </w:pPr>
+      <w:r>
+        <w:rPr>
+          <w:sz w:val="28"/>
+          <w:szCs w:val="28"/>
+        </w:rPr>
+        <w:t xml:space="preserve">Рисунок 1. Диаграмма </w:t>
+      </w:r>
+      <w:r>
+        <w:rPr>
+          <w:sz w:val="28"/>
+          <w:szCs w:val="28"/>
+        </w:rPr>
+        <w:t>состояния</w:t>
+      </w:r>
+      <w:r>
+        <w:rPr>
+          <w:sz w:val="28"/>
+          <w:szCs w:val="28"/>
+        </w:rPr>
+        <w:t>.</w:t>
+      </w:r>
+    </w:p>
+    <w:p>
+      <w:pPr>
+        <w:pStyle w:val="Normal"/>
+        <w:spacing w:lineRule="auto" w:line="360"/>
         <w:jc w:val="center"/>
         <w:rPr>
           <w:sz w:val="28"/>
@@ -1146,16 +1472,26 @@
         </w:rPr>
       </w:pPr>
       <w:r>
-        <w:rPr>
-          <w:sz w:val="28"/>
-          <w:szCs w:val="28"/>
-        </w:rPr>
-        <w:lastRenderedPageBreak/>
+        <w:rPr/>
+      </w:r>
+    </w:p>
+    <w:p>
+      <w:pPr>
+        <w:pStyle w:val="Normal"/>
+        <w:spacing w:lineRule="auto" w:line="360"/>
+        <w:jc w:val="center"/>
+        <w:rPr>
+          <w:sz w:val="28"/>
+          <w:szCs w:val="28"/>
+        </w:rPr>
+      </w:pPr>
+      <w:r>
+        <w:rPr/>
         <w:drawing>
-          <wp:inline distT="0" distB="0" distL="0" distR="0" wp14:anchorId="46CC3101" wp14:editId="7B85B6C0">
-            <wp:extent cx="5940425" cy="2479040"/>
+          <wp:inline distT="0" distB="0" distL="0" distR="0">
+            <wp:extent cx="5940425" cy="2389505"/>
             <wp:effectExtent l="0" t="0" r="0" b="0"/>
-            <wp:docPr id="2" name="Рисунок 2"/>
+            <wp:docPr id="2" name="Image1" descr=""/>
             <wp:cNvGraphicFramePr>
               <a:graphicFrameLocks xmlns:a="http://schemas.openxmlformats.org/drawingml/2006/main" noChangeAspect="1"/>
             </wp:cNvGraphicFramePr>
@@ -1163,19 +1499,21 @@
               <a:graphicData uri="http://schemas.openxmlformats.org/drawingml/2006/picture">
                 <pic:pic xmlns:pic="http://schemas.openxmlformats.org/drawingml/2006/picture">
                   <pic:nvPicPr>
-                    <pic:cNvPr id="1" name=""/>
-                    <pic:cNvPicPr/>
+                    <pic:cNvPr id="2" name="Image1" descr=""/>
+                    <pic:cNvPicPr>
+                      <a:picLocks noChangeAspect="1" noChangeArrowheads="1"/>
+                    </pic:cNvPicPr>
                   </pic:nvPicPr>
                   <pic:blipFill>
-                    <a:blip r:embed="rId8"/>
+                    <a:blip r:embed="rId3"/>
                     <a:stretch>
                       <a:fillRect/>
                     </a:stretch>
                   </pic:blipFill>
-                  <pic:spPr>
+                  <pic:spPr bwMode="auto">
                     <a:xfrm>
                       <a:off x="0" y="0"/>
-                      <a:ext cx="5940425" cy="2479040"/>
+                      <a:ext cx="5940425" cy="2389505"/>
                     </a:xfrm>
                     <a:prstGeom prst="rect">
                       <a:avLst/>
@@ -1190,7 +1528,8 @@
     </w:p>
     <w:p>
       <w:pPr>
-        <w:spacing w:line="360" w:lineRule="auto"/>
+        <w:pStyle w:val="Normal"/>
+        <w:spacing w:lineRule="auto" w:line="360"/>
         <w:jc w:val="center"/>
         <w:rPr>
           <w:sz w:val="28"/>
@@ -1202,12 +1541,13 @@
           <w:sz w:val="28"/>
           <w:szCs w:val="28"/>
         </w:rPr>
-        <w:t xml:space="preserve">Рисунок 2. </w:t>
-      </w:r>
-    </w:p>
-    <w:p>
-      <w:pPr>
-        <w:spacing w:line="360" w:lineRule="auto"/>
+        <w:t>Рисунок 2. Диаграмма последовательности.</w:t>
+      </w:r>
+    </w:p>
+    <w:p>
+      <w:pPr>
+        <w:pStyle w:val="Normal"/>
+        <w:spacing w:lineRule="auto" w:line="360"/>
         <w:jc w:val="center"/>
         <w:rPr>
           <w:sz w:val="28"/>
@@ -1224,7 +1564,8 @@
     </w:p>
     <w:p>
       <w:pPr>
-        <w:spacing w:line="360" w:lineRule="auto"/>
+        <w:pStyle w:val="Normal"/>
+        <w:spacing w:lineRule="auto" w:line="360"/>
         <w:ind w:firstLine="708"/>
         <w:jc w:val="both"/>
         <w:rPr>
@@ -1237,7 +1578,6 @@
         </w:rPr>
         <w:t xml:space="preserve">Я изучил методы анализа поведения компонентов программной системы путем синтеза диаграмм, описывающих поведение моделируемой ИС с использованием нотации </w:t>
       </w:r>
-      <w:proofErr w:type="spellStart"/>
       <w:r>
         <w:rPr>
           <w:sz w:val="28"/>
@@ -1245,7 +1585,6 @@
         </w:rPr>
         <w:t>Uml</w:t>
       </w:r>
-      <w:proofErr w:type="spellEnd"/>
       <w:r>
         <w:rPr>
           <w:sz w:val="28"/>
@@ -1254,78 +1593,71 @@
       </w:r>
     </w:p>
     <w:sectPr>
-      <w:footerReference w:type="even" r:id="rId9"/>
-      <w:footerReference w:type="default" r:id="rId10"/>
-      <w:footerReference w:type="first" r:id="rId11"/>
+      <w:footerReference w:type="even" r:id="rId4"/>
+      <w:footerReference w:type="default" r:id="rId5"/>
+      <w:footerReference w:type="first" r:id="rId6"/>
+      <w:type w:val="nextPage"/>
       <w:pgSz w:w="11906" w:h="16838"/>
-      <w:pgMar w:top="1134" w:right="850" w:bottom="1134" w:left="1701" w:header="0" w:footer="708" w:gutter="0"/>
-      <w:cols w:space="720"/>
-      <w:formProt w:val="0"/>
+      <w:pgMar w:left="1701" w:right="850" w:gutter="0" w:header="0" w:top="1134" w:footer="708" w:bottom="1134"/>
+      <w:pgNumType w:fmt="decimal"/>
+      <w:formProt w:val="false"/>
       <w:titlePg/>
-      <w:docGrid w:linePitch="360" w:charSpace="4096"/>
+      <w:textDirection w:val="lrTb"/>
+      <w:docGrid w:type="default" w:linePitch="360" w:charSpace="8192"/>
     </w:sectPr>
   </w:body>
 </w:document>
 </file>
 
-<file path=word/endnotes.xml><?xml version="1.0" encoding="utf-8"?>
-<w:endnotes xmlns:wpc="http://schemas.microsoft.com/office/word/2010/wordprocessingCanvas" xmlns:cx="http://schemas.microsoft.com/office/drawing/2014/chartex" xmlns:cx1="http://schemas.microsoft.com/office/drawing/2015/9/8/chartex" xmlns:cx2="http://schemas.microsoft.com/office/drawing/2015/10/21/chartex" xmlns:cx3="http://schemas.microsoft.com/office/drawing/2016/5/9/chartex" xmlns:cx4="http://schemas.microsoft.com/office/drawing/2016/5/10/chartex" xmlns:cx5="http://schemas.microsoft.com/office/drawing/2016/5/11/chartex" xmlns:cx6="http://schemas.microsoft.com/office/drawing/2016/5/12/chartex" xmlns:cx7="http://schemas.microsoft.com/office/drawing/2016/5/13/chartex" xmlns:cx8="http://schemas.microsoft.com/office/drawing/2016/5/14/chartex" xmlns:mc="http://schemas.openxmlformats.org/markup-compatibility/2006" xmlns:aink="http://schemas.microsoft.com/office/drawing/2016/ink" xmlns:am3d="http://schemas.microsoft.com/office/drawing/2017/model3d" xmlns:o="urn:schemas-microsoft-com:office:office" xmlns:oel="http://schemas.microsoft.com/office/2019/extlst" xmlns:r="http://schemas.openxmlformats.org/officeDocument/2006/relationships" xmlns:m="http://schemas.openxmlformats.org/officeDocument/2006/math" xmlns:v="urn:schemas-microsoft-com:vml" xmlns:wp14="http://schemas.microsoft.com/office/word/2010/wordprocessingDrawing" xmlns:wp="http://schemas.openxmlformats.org/drawingml/2006/wordprocessingDrawing" xmlns:w10="urn:schemas-microsoft-com:office:word" xmlns:w="http://schemas.openxmlformats.org/wordprocessingml/2006/main" xmlns:w14="http://schemas.microsoft.com/office/word/2010/wordml" xmlns:w15="http://schemas.microsoft.com/office/word/2012/wordml" xmlns:w16cex="http://schemas.microsoft.com/office/word/2018/wordml/cex" xmlns:w16cid="http://schemas.microsoft.com/office/word/2016/wordml/cid" xmlns:w16="http://schemas.microsoft.com/office/word/2018/wordml" xmlns:w16sdtdh="http://schemas.microsoft.com/office/word/2020/wordml/sdtdatahash" xmlns:w16se="http://schemas.microsoft.com/office/word/2015/wordml/symex" xmlns:wpg="http://schemas.microsoft.com/office/word/2010/wordprocessingGroup" xmlns:wpi="http://schemas.microsoft.com/office/word/2010/wordprocessingInk" xmlns:wne="http://schemas.microsoft.com/office/word/2006/wordml" xmlns:wps="http://schemas.microsoft.com/office/word/2010/wordprocessingShape" mc:Ignorable="w14 w15 w16se w16cid w16 w16cex w16sdtdh wp14">
-  <w:endnote w:type="separator" w:id="-1">
-    <w:p>
-      <w:r>
-        <w:separator/>
-      </w:r>
-    </w:p>
-  </w:endnote>
-  <w:endnote w:type="continuationSeparator" w:id="0">
-    <w:p>
-      <w:r>
-        <w:continuationSeparator/>
-      </w:r>
-    </w:p>
-  </w:endnote>
-</w:endnotes>
-</file>
-
 <file path=word/footer1.xml><?xml version="1.0" encoding="utf-8"?>
-<w:ftr xmlns:wpc="http://schemas.microsoft.com/office/word/2010/wordprocessingCanvas" xmlns:cx="http://schemas.microsoft.com/office/drawing/2014/chartex" xmlns:cx1="http://schemas.microsoft.com/office/drawing/2015/9/8/chartex" xmlns:cx2="http://schemas.microsoft.com/office/drawing/2015/10/21/chartex" xmlns:cx3="http://schemas.microsoft.com/office/drawing/2016/5/9/chartex" xmlns:cx4="http://schemas.microsoft.com/office/drawing/2016/5/10/chartex" xmlns:cx5="http://schemas.microsoft.com/office/drawing/2016/5/11/chartex" xmlns:cx6="http://schemas.microsoft.com/office/drawing/2016/5/12/chartex" xmlns:cx7="http://schemas.microsoft.com/office/drawing/2016/5/13/chartex" xmlns:cx8="http://schemas.microsoft.com/office/drawing/2016/5/14/chartex" xmlns:mc="http://schemas.openxmlformats.org/markup-compatibility/2006" xmlns:aink="http://schemas.microsoft.com/office/drawing/2016/ink" xmlns:am3d="http://schemas.microsoft.com/office/drawing/2017/model3d" xmlns:o="urn:schemas-microsoft-com:office:office" xmlns:oel="http://schemas.microsoft.com/office/2019/extlst" xmlns:r="http://schemas.openxmlformats.org/officeDocument/2006/relationships" xmlns:m="http://schemas.openxmlformats.org/officeDocument/2006/math" xmlns:v="urn:schemas-microsoft-com:vml" xmlns:wp14="http://schemas.microsoft.com/office/word/2010/wordprocessingDrawing" xmlns:wp="http://schemas.openxmlformats.org/drawingml/2006/wordprocessingDrawing" xmlns:w10="urn:schemas-microsoft-com:office:word" xmlns:w="http://schemas.openxmlformats.org/wordprocessingml/2006/main" xmlns:w14="http://schemas.microsoft.com/office/word/2010/wordml" xmlns:w15="http://schemas.microsoft.com/office/word/2012/wordml" xmlns:w16cex="http://schemas.microsoft.com/office/word/2018/wordml/cex" xmlns:w16cid="http://schemas.microsoft.com/office/word/2016/wordml/cid" xmlns:w16="http://schemas.microsoft.com/office/word/2018/wordml" xmlns:w16sdtdh="http://schemas.microsoft.com/office/word/2020/wordml/sdtdatahash" xmlns:w16se="http://schemas.microsoft.com/office/word/2015/wordml/symex" xmlns:wpg="http://schemas.microsoft.com/office/word/2010/wordprocessingGroup" xmlns:wpi="http://schemas.microsoft.com/office/word/2010/wordprocessingInk" xmlns:wne="http://schemas.microsoft.com/office/word/2006/wordml" xmlns:wps="http://schemas.microsoft.com/office/word/2010/wordprocessingShape" mc:Ignorable="w14 w15 w16se w16cid w16 w16cex w16sdtdh wp14">
+<w:ftr xmlns:o="urn:schemas-microsoft-com:office:office" xmlns:r="http://schemas.openxmlformats.org/officeDocument/2006/relationships" xmlns:v="urn:schemas-microsoft-com:vml" xmlns:w="http://schemas.openxmlformats.org/wordprocessingml/2006/main" xmlns:w10="urn:schemas-microsoft-com:office:word" xmlns:wp="http://schemas.openxmlformats.org/drawingml/2006/wordprocessingDrawing" xmlns:wps="http://schemas.microsoft.com/office/word/2010/wordprocessingShape" xmlns:wpg="http://schemas.microsoft.com/office/word/2010/wordprocessingGroup" xmlns:mc="http://schemas.openxmlformats.org/markup-compatibility/2006" xmlns:wp14="http://schemas.microsoft.com/office/word/2010/wordprocessingDrawing" xmlns:w14="http://schemas.microsoft.com/office/word/2010/wordml" xmlns:w15="http://schemas.microsoft.com/office/word/2012/wordml" mc:Ignorable="w14 wp14 w15">
   <w:p>
     <w:pPr>
-      <w:pStyle w:val="ae"/>
+      <w:pStyle w:val="Footer"/>
+      <w:rPr/>
     </w:pPr>
+    <w:r>
+      <w:rPr/>
+    </w:r>
   </w:p>
 </w:ftr>
 </file>
 
 <file path=word/footer2.xml><?xml version="1.0" encoding="utf-8"?>
-<w:ftr xmlns:wpc="http://schemas.microsoft.com/office/word/2010/wordprocessingCanvas" xmlns:cx="http://schemas.microsoft.com/office/drawing/2014/chartex" xmlns:cx1="http://schemas.microsoft.com/office/drawing/2015/9/8/chartex" xmlns:cx2="http://schemas.microsoft.com/office/drawing/2015/10/21/chartex" xmlns:cx3="http://schemas.microsoft.com/office/drawing/2016/5/9/chartex" xmlns:cx4="http://schemas.microsoft.com/office/drawing/2016/5/10/chartex" xmlns:cx5="http://schemas.microsoft.com/office/drawing/2016/5/11/chartex" xmlns:cx6="http://schemas.microsoft.com/office/drawing/2016/5/12/chartex" xmlns:cx7="http://schemas.microsoft.com/office/drawing/2016/5/13/chartex" xmlns:cx8="http://schemas.microsoft.com/office/drawing/2016/5/14/chartex" xmlns:mc="http://schemas.openxmlformats.org/markup-compatibility/2006" xmlns:aink="http://schemas.microsoft.com/office/drawing/2016/ink" xmlns:am3d="http://schemas.microsoft.com/office/drawing/2017/model3d" xmlns:o="urn:schemas-microsoft-com:office:office" xmlns:oel="http://schemas.microsoft.com/office/2019/extlst" xmlns:r="http://schemas.openxmlformats.org/officeDocument/2006/relationships" xmlns:m="http://schemas.openxmlformats.org/officeDocument/2006/math" xmlns:v="urn:schemas-microsoft-com:vml" xmlns:wp14="http://schemas.microsoft.com/office/word/2010/wordprocessingDrawing" xmlns:wp="http://schemas.openxmlformats.org/drawingml/2006/wordprocessingDrawing" xmlns:w10="urn:schemas-microsoft-com:office:word" xmlns:w="http://schemas.openxmlformats.org/wordprocessingml/2006/main" xmlns:w14="http://schemas.microsoft.com/office/word/2010/wordml" xmlns:w15="http://schemas.microsoft.com/office/word/2012/wordml" xmlns:w16cex="http://schemas.microsoft.com/office/word/2018/wordml/cex" xmlns:w16cid="http://schemas.microsoft.com/office/word/2016/wordml/cid" xmlns:w16="http://schemas.microsoft.com/office/word/2018/wordml" xmlns:w16sdtdh="http://schemas.microsoft.com/office/word/2020/wordml/sdtdatahash" xmlns:w16se="http://schemas.microsoft.com/office/word/2015/wordml/symex" xmlns:wpg="http://schemas.microsoft.com/office/word/2010/wordprocessingGroup" xmlns:wpi="http://schemas.microsoft.com/office/word/2010/wordprocessingInk" xmlns:wne="http://schemas.microsoft.com/office/word/2006/wordml" xmlns:wps="http://schemas.microsoft.com/office/word/2010/wordprocessingShape" mc:Ignorable="w14 w15 w16se w16cid w16 w16cex w16sdtdh wp14">
+<w:ftr xmlns:o="urn:schemas-microsoft-com:office:office" xmlns:r="http://schemas.openxmlformats.org/officeDocument/2006/relationships" xmlns:v="urn:schemas-microsoft-com:vml" xmlns:w="http://schemas.openxmlformats.org/wordprocessingml/2006/main" xmlns:w10="urn:schemas-microsoft-com:office:word" xmlns:wp="http://schemas.openxmlformats.org/drawingml/2006/wordprocessingDrawing" xmlns:wps="http://schemas.microsoft.com/office/word/2010/wordprocessingShape" xmlns:wpg="http://schemas.microsoft.com/office/word/2010/wordprocessingGroup" xmlns:mc="http://schemas.openxmlformats.org/markup-compatibility/2006" xmlns:wp14="http://schemas.microsoft.com/office/word/2010/wordprocessingDrawing" xmlns:w14="http://schemas.microsoft.com/office/word/2010/wordml" xmlns:w15="http://schemas.microsoft.com/office/word/2012/wordml" mc:Ignorable="w14 wp14 w15">
   <w:sdt>
     <w:sdtPr>
-      <w:id w:val="-400750695"/>
       <w:docPartObj>
         <w:docPartGallery w:val="Page Numbers (Bottom of Page)"/>
-        <w:docPartUnique/>
+        <w:docPartUnique w:val="true"/>
       </w:docPartObj>
+      <w:id w:val="-400750695"/>
     </w:sdtPr>
     <w:sdtContent>
       <w:p>
         <w:pPr>
-          <w:pStyle w:val="ae"/>
+          <w:pStyle w:val="Footer"/>
           <w:jc w:val="center"/>
+          <w:rPr/>
         </w:pPr>
         <w:r>
+          <w:rPr/>
           <w:fldChar w:fldCharType="begin"/>
         </w:r>
         <w:r>
+          <w:rPr/>
           <w:instrText xml:space="preserve"> PAGE </w:instrText>
         </w:r>
         <w:r>
+          <w:rPr/>
           <w:fldChar w:fldCharType="separate"/>
         </w:r>
         <w:r>
+          <w:rPr/>
           <w:t>4</w:t>
         </w:r>
         <w:r>
+          <w:rPr/>
           <w:fldChar w:fldCharType="end"/>
         </w:r>
       </w:p>
@@ -1333,236 +1665,36 @@
   </w:sdt>
   <w:p>
     <w:pPr>
-      <w:pStyle w:val="ae"/>
+      <w:pStyle w:val="Footer"/>
+      <w:rPr/>
     </w:pPr>
+    <w:r>
+      <w:rPr/>
+    </w:r>
   </w:p>
 </w:ftr>
 </file>
 
 <file path=word/footer3.xml><?xml version="1.0" encoding="utf-8"?>
-<w:ftr xmlns:wpc="http://schemas.microsoft.com/office/word/2010/wordprocessingCanvas" xmlns:cx="http://schemas.microsoft.com/office/drawing/2014/chartex" xmlns:cx1="http://schemas.microsoft.com/office/drawing/2015/9/8/chartex" xmlns:cx2="http://schemas.microsoft.com/office/drawing/2015/10/21/chartex" xmlns:cx3="http://schemas.microsoft.com/office/drawing/2016/5/9/chartex" xmlns:cx4="http://schemas.microsoft.com/office/drawing/2016/5/10/chartex" xmlns:cx5="http://schemas.microsoft.com/office/drawing/2016/5/11/chartex" xmlns:cx6="http://schemas.microsoft.com/office/drawing/2016/5/12/chartex" xmlns:cx7="http://schemas.microsoft.com/office/drawing/2016/5/13/chartex" xmlns:cx8="http://schemas.microsoft.com/office/drawing/2016/5/14/chartex" xmlns:mc="http://schemas.openxmlformats.org/markup-compatibility/2006" xmlns:aink="http://schemas.microsoft.com/office/drawing/2016/ink" xmlns:am3d="http://schemas.microsoft.com/office/drawing/2017/model3d" xmlns:o="urn:schemas-microsoft-com:office:office" xmlns:oel="http://schemas.microsoft.com/office/2019/extlst" xmlns:r="http://schemas.openxmlformats.org/officeDocument/2006/relationships" xmlns:m="http://schemas.openxmlformats.org/officeDocument/2006/math" xmlns:v="urn:schemas-microsoft-com:vml" xmlns:wp14="http://schemas.microsoft.com/office/word/2010/wordprocessingDrawing" xmlns:wp="http://schemas.openxmlformats.org/drawingml/2006/wordprocessingDrawing" xmlns:w10="urn:schemas-microsoft-com:office:word" xmlns:w="http://schemas.openxmlformats.org/wordprocessingml/2006/main" xmlns:w14="http://schemas.microsoft.com/office/word/2010/wordml" xmlns:w15="http://schemas.microsoft.com/office/word/2012/wordml" xmlns:w16cex="http://schemas.microsoft.com/office/word/2018/wordml/cex" xmlns:w16cid="http://schemas.microsoft.com/office/word/2016/wordml/cid" xmlns:w16="http://schemas.microsoft.com/office/word/2018/wordml" xmlns:w16sdtdh="http://schemas.microsoft.com/office/word/2020/wordml/sdtdatahash" xmlns:w16se="http://schemas.microsoft.com/office/word/2015/wordml/symex" xmlns:wpg="http://schemas.microsoft.com/office/word/2010/wordprocessingGroup" xmlns:wpi="http://schemas.microsoft.com/office/word/2010/wordprocessingInk" xmlns:wne="http://schemas.microsoft.com/office/word/2006/wordml" xmlns:wps="http://schemas.microsoft.com/office/word/2010/wordprocessingShape" mc:Ignorable="w14 w15 w16se w16cid w16 w16cex w16sdtdh wp14">
+<w:ftr xmlns:o="urn:schemas-microsoft-com:office:office" xmlns:r="http://schemas.openxmlformats.org/officeDocument/2006/relationships" xmlns:v="urn:schemas-microsoft-com:vml" xmlns:w="http://schemas.openxmlformats.org/wordprocessingml/2006/main" xmlns:w10="urn:schemas-microsoft-com:office:word" xmlns:wp="http://schemas.openxmlformats.org/drawingml/2006/wordprocessingDrawing" xmlns:wps="http://schemas.microsoft.com/office/word/2010/wordprocessingShape" xmlns:wpg="http://schemas.microsoft.com/office/word/2010/wordprocessingGroup" xmlns:mc="http://schemas.openxmlformats.org/markup-compatibility/2006" xmlns:wp14="http://schemas.microsoft.com/office/word/2010/wordprocessingDrawing" xmlns:w14="http://schemas.microsoft.com/office/word/2010/wordml" xmlns:w15="http://schemas.microsoft.com/office/word/2012/wordml" mc:Ignorable="w14 wp14 w15">
   <w:p>
     <w:pPr>
-      <w:pStyle w:val="ae"/>
+      <w:pStyle w:val="Footer"/>
+      <w:rPr/>
     </w:pPr>
+    <w:r>
+      <w:rPr/>
+    </w:r>
   </w:p>
 </w:ftr>
 </file>
 
-<file path=word/footnotes.xml><?xml version="1.0" encoding="utf-8"?>
-<w:footnotes xmlns:wpc="http://schemas.microsoft.com/office/word/2010/wordprocessingCanvas" xmlns:cx="http://schemas.microsoft.com/office/drawing/2014/chartex" xmlns:cx1="http://schemas.microsoft.com/office/drawing/2015/9/8/chartex" xmlns:cx2="http://schemas.microsoft.com/office/drawing/2015/10/21/chartex" xmlns:cx3="http://schemas.microsoft.com/office/drawing/2016/5/9/chartex" xmlns:cx4="http://schemas.microsoft.com/office/drawing/2016/5/10/chartex" xmlns:cx5="http://schemas.microsoft.com/office/drawing/2016/5/11/chartex" xmlns:cx6="http://schemas.microsoft.com/office/drawing/2016/5/12/chartex" xmlns:cx7="http://schemas.microsoft.com/office/drawing/2016/5/13/chartex" xmlns:cx8="http://schemas.microsoft.com/office/drawing/2016/5/14/chartex" xmlns:mc="http://schemas.openxmlformats.org/markup-compatibility/2006" xmlns:aink="http://schemas.microsoft.com/office/drawing/2016/ink" xmlns:am3d="http://schemas.microsoft.com/office/drawing/2017/model3d" xmlns:o="urn:schemas-microsoft-com:office:office" xmlns:oel="http://schemas.microsoft.com/office/2019/extlst" xmlns:r="http://schemas.openxmlformats.org/officeDocument/2006/relationships" xmlns:m="http://schemas.openxmlformats.org/officeDocument/2006/math" xmlns:v="urn:schemas-microsoft-com:vml" xmlns:wp14="http://schemas.microsoft.com/office/word/2010/wordprocessingDrawing" xmlns:wp="http://schemas.openxmlformats.org/drawingml/2006/wordprocessingDrawing" xmlns:w10="urn:schemas-microsoft-com:office:word" xmlns:w="http://schemas.openxmlformats.org/wordprocessingml/2006/main" xmlns:w14="http://schemas.microsoft.com/office/word/2010/wordml" xmlns:w15="http://schemas.microsoft.com/office/word/2012/wordml" xmlns:w16cex="http://schemas.microsoft.com/office/word/2018/wordml/cex" xmlns:w16cid="http://schemas.microsoft.com/office/word/2016/wordml/cid" xmlns:w16="http://schemas.microsoft.com/office/word/2018/wordml" xmlns:w16sdtdh="http://schemas.microsoft.com/office/word/2020/wordml/sdtdatahash" xmlns:w16se="http://schemas.microsoft.com/office/word/2015/wordml/symex" xmlns:wpg="http://schemas.microsoft.com/office/word/2010/wordprocessingGroup" xmlns:wpi="http://schemas.microsoft.com/office/word/2010/wordprocessingInk" xmlns:wne="http://schemas.microsoft.com/office/word/2006/wordml" xmlns:wps="http://schemas.microsoft.com/office/word/2010/wordprocessingShape" mc:Ignorable="w14 w15 w16se w16cid w16 w16cex w16sdtdh wp14">
-  <w:footnote w:type="separator" w:id="-1">
-    <w:p>
-      <w:r>
-        <w:separator/>
-      </w:r>
-    </w:p>
-  </w:footnote>
-  <w:footnote w:type="continuationSeparator" w:id="0">
-    <w:p>
-      <w:r>
-        <w:continuationSeparator/>
-      </w:r>
-    </w:p>
-  </w:footnote>
-</w:footnotes>
-</file>
-
-<file path=word/numbering.xml><?xml version="1.0" encoding="utf-8"?>
-<w:numbering xmlns:wpc="http://schemas.microsoft.com/office/word/2010/wordprocessingCanvas" xmlns:cx="http://schemas.microsoft.com/office/drawing/2014/chartex" xmlns:cx1="http://schemas.microsoft.com/office/drawing/2015/9/8/chartex" xmlns:cx2="http://schemas.microsoft.com/office/drawing/2015/10/21/chartex" xmlns:cx3="http://schemas.microsoft.com/office/drawing/2016/5/9/chartex" xmlns:cx4="http://schemas.microsoft.com/office/drawing/2016/5/10/chartex" xmlns:cx5="http://schemas.microsoft.com/office/drawing/2016/5/11/chartex" xmlns:cx6="http://schemas.microsoft.com/office/drawing/2016/5/12/chartex" xmlns:cx7="http://schemas.microsoft.com/office/drawing/2016/5/13/chartex" xmlns:cx8="http://schemas.microsoft.com/office/drawing/2016/5/14/chartex" xmlns:mc="http://schemas.openxmlformats.org/markup-compatibility/2006" xmlns:aink="http://schemas.microsoft.com/office/drawing/2016/ink" xmlns:am3d="http://schemas.microsoft.com/office/drawing/2017/model3d" xmlns:o="urn:schemas-microsoft-com:office:office" xmlns:oel="http://schemas.microsoft.com/office/2019/extlst" xmlns:r="http://schemas.openxmlformats.org/officeDocument/2006/relationships" xmlns:m="http://schemas.openxmlformats.org/officeDocument/2006/math" xmlns:v="urn:schemas-microsoft-com:vml" xmlns:wp14="http://schemas.microsoft.com/office/word/2010/wordprocessingDrawing" xmlns:wp="http://schemas.openxmlformats.org/drawingml/2006/wordprocessingDrawing" xmlns:w10="urn:schemas-microsoft-com:office:word" xmlns:w="http://schemas.openxmlformats.org/wordprocessingml/2006/main" xmlns:w14="http://schemas.microsoft.com/office/word/2010/wordml" xmlns:w15="http://schemas.microsoft.com/office/word/2012/wordml" xmlns:w16cex="http://schemas.microsoft.com/office/word/2018/wordml/cex" xmlns:w16cid="http://schemas.microsoft.com/office/word/2016/wordml/cid" xmlns:w16="http://schemas.microsoft.com/office/word/2018/wordml" xmlns:w16sdtdh="http://schemas.microsoft.com/office/word/2020/wordml/sdtdatahash" xmlns:w16se="http://schemas.microsoft.com/office/word/2015/wordml/symex" xmlns:wpg="http://schemas.microsoft.com/office/word/2010/wordprocessingGroup" xmlns:wpi="http://schemas.microsoft.com/office/word/2010/wordprocessingInk" xmlns:wne="http://schemas.microsoft.com/office/word/2006/wordml" xmlns:wps="http://schemas.microsoft.com/office/word/2010/wordprocessingShape" mc:Ignorable="w14 w15 w16se w16cid w16 w16cex w16sdtdh wp14">
-  <w:abstractNum w:abstractNumId="0" w15:restartNumberingAfterBreak="0">
-    <w:nsid w:val="07626E0B"/>
-    <w:multiLevelType w:val="hybridMultilevel"/>
-    <w:tmpl w:val="8C621DDC"/>
-    <w:lvl w:ilvl="0" w:tplc="EBF84E2E">
-      <w:start w:val="1"/>
-      <w:numFmt w:val="decimal"/>
-      <w:lvlText w:val="%1."/>
-      <w:lvlJc w:val="left"/>
-      <w:pPr>
-        <w:ind w:left="1069" w:hanging="360"/>
-      </w:pPr>
-      <w:rPr>
-        <w:rFonts w:hint="default"/>
-      </w:rPr>
-    </w:lvl>
-    <w:lvl w:ilvl="1" w:tplc="04190019" w:tentative="1">
-      <w:start w:val="1"/>
-      <w:numFmt w:val="lowerLetter"/>
-      <w:lvlText w:val="%2."/>
-      <w:lvlJc w:val="left"/>
-      <w:pPr>
-        <w:ind w:left="1789" w:hanging="360"/>
-      </w:pPr>
-    </w:lvl>
-    <w:lvl w:ilvl="2" w:tplc="0419001B" w:tentative="1">
-      <w:start w:val="1"/>
-      <w:numFmt w:val="lowerRoman"/>
-      <w:lvlText w:val="%3."/>
-      <w:lvlJc w:val="right"/>
-      <w:pPr>
-        <w:ind w:left="2509" w:hanging="180"/>
-      </w:pPr>
-    </w:lvl>
-    <w:lvl w:ilvl="3" w:tplc="0419000F" w:tentative="1">
-      <w:start w:val="1"/>
-      <w:numFmt w:val="decimal"/>
-      <w:lvlText w:val="%4."/>
-      <w:lvlJc w:val="left"/>
-      <w:pPr>
-        <w:ind w:left="3229" w:hanging="360"/>
-      </w:pPr>
-    </w:lvl>
-    <w:lvl w:ilvl="4" w:tplc="04190019" w:tentative="1">
-      <w:start w:val="1"/>
-      <w:numFmt w:val="lowerLetter"/>
-      <w:lvlText w:val="%5."/>
-      <w:lvlJc w:val="left"/>
-      <w:pPr>
-        <w:ind w:left="3949" w:hanging="360"/>
-      </w:pPr>
-    </w:lvl>
-    <w:lvl w:ilvl="5" w:tplc="0419001B" w:tentative="1">
-      <w:start w:val="1"/>
-      <w:numFmt w:val="lowerRoman"/>
-      <w:lvlText w:val="%6."/>
-      <w:lvlJc w:val="right"/>
-      <w:pPr>
-        <w:ind w:left="4669" w:hanging="180"/>
-      </w:pPr>
-    </w:lvl>
-    <w:lvl w:ilvl="6" w:tplc="0419000F" w:tentative="1">
-      <w:start w:val="1"/>
-      <w:numFmt w:val="decimal"/>
-      <w:lvlText w:val="%7."/>
-      <w:lvlJc w:val="left"/>
-      <w:pPr>
-        <w:ind w:left="5389" w:hanging="360"/>
-      </w:pPr>
-    </w:lvl>
-    <w:lvl w:ilvl="7" w:tplc="04190019" w:tentative="1">
-      <w:start w:val="1"/>
-      <w:numFmt w:val="lowerLetter"/>
-      <w:lvlText w:val="%8."/>
-      <w:lvlJc w:val="left"/>
-      <w:pPr>
-        <w:ind w:left="6109" w:hanging="360"/>
-      </w:pPr>
-    </w:lvl>
-    <w:lvl w:ilvl="8" w:tplc="0419001B" w:tentative="1">
-      <w:start w:val="1"/>
-      <w:numFmt w:val="lowerRoman"/>
-      <w:lvlText w:val="%9."/>
-      <w:lvlJc w:val="right"/>
-      <w:pPr>
-        <w:ind w:left="6829" w:hanging="180"/>
-      </w:pPr>
-    </w:lvl>
-  </w:abstractNum>
-  <w:abstractNum w:abstractNumId="1" w15:restartNumberingAfterBreak="0">
-    <w:nsid w:val="44B21EA5"/>
-    <w:multiLevelType w:val="hybridMultilevel"/>
-    <w:tmpl w:val="650AAA14"/>
-    <w:lvl w:ilvl="0" w:tplc="E9260C62">
-      <w:start w:val="1"/>
-      <w:numFmt w:val="decimal"/>
-      <w:lvlText w:val="%1."/>
-      <w:lvlJc w:val="left"/>
-      <w:pPr>
-        <w:ind w:left="1069" w:hanging="360"/>
-      </w:pPr>
-      <w:rPr>
-        <w:rFonts w:hint="default"/>
-      </w:rPr>
-    </w:lvl>
-    <w:lvl w:ilvl="1" w:tplc="04190019" w:tentative="1">
-      <w:start w:val="1"/>
-      <w:numFmt w:val="lowerLetter"/>
-      <w:lvlText w:val="%2."/>
-      <w:lvlJc w:val="left"/>
-      <w:pPr>
-        <w:ind w:left="1789" w:hanging="360"/>
-      </w:pPr>
-    </w:lvl>
-    <w:lvl w:ilvl="2" w:tplc="0419001B" w:tentative="1">
-      <w:start w:val="1"/>
-      <w:numFmt w:val="lowerRoman"/>
-      <w:lvlText w:val="%3."/>
-      <w:lvlJc w:val="right"/>
-      <w:pPr>
-        <w:ind w:left="2509" w:hanging="180"/>
-      </w:pPr>
-    </w:lvl>
-    <w:lvl w:ilvl="3" w:tplc="0419000F" w:tentative="1">
-      <w:start w:val="1"/>
-      <w:numFmt w:val="decimal"/>
-      <w:lvlText w:val="%4."/>
-      <w:lvlJc w:val="left"/>
-      <w:pPr>
-        <w:ind w:left="3229" w:hanging="360"/>
-      </w:pPr>
-    </w:lvl>
-    <w:lvl w:ilvl="4" w:tplc="04190019" w:tentative="1">
-      <w:start w:val="1"/>
-      <w:numFmt w:val="lowerLetter"/>
-      <w:lvlText w:val="%5."/>
-      <w:lvlJc w:val="left"/>
-      <w:pPr>
-        <w:ind w:left="3949" w:hanging="360"/>
-      </w:pPr>
-    </w:lvl>
-    <w:lvl w:ilvl="5" w:tplc="0419001B" w:tentative="1">
-      <w:start w:val="1"/>
-      <w:numFmt w:val="lowerRoman"/>
-      <w:lvlText w:val="%6."/>
-      <w:lvlJc w:val="right"/>
-      <w:pPr>
-        <w:ind w:left="4669" w:hanging="180"/>
-      </w:pPr>
-    </w:lvl>
-    <w:lvl w:ilvl="6" w:tplc="0419000F" w:tentative="1">
-      <w:start w:val="1"/>
-      <w:numFmt w:val="decimal"/>
-      <w:lvlText w:val="%7."/>
-      <w:lvlJc w:val="left"/>
-      <w:pPr>
-        <w:ind w:left="5389" w:hanging="360"/>
-      </w:pPr>
-    </w:lvl>
-    <w:lvl w:ilvl="7" w:tplc="04190019" w:tentative="1">
-      <w:start w:val="1"/>
-      <w:numFmt w:val="lowerLetter"/>
-      <w:lvlText w:val="%8."/>
-      <w:lvlJc w:val="left"/>
-      <w:pPr>
-        <w:ind w:left="6109" w:hanging="360"/>
-      </w:pPr>
-    </w:lvl>
-    <w:lvl w:ilvl="8" w:tplc="0419001B" w:tentative="1">
-      <w:start w:val="1"/>
-      <w:numFmt w:val="lowerRoman"/>
-      <w:lvlText w:val="%9."/>
-      <w:lvlJc w:val="right"/>
-      <w:pPr>
-        <w:ind w:left="6829" w:hanging="180"/>
-      </w:pPr>
-    </w:lvl>
-  </w:abstractNum>
-  <w:num w:numId="1" w16cid:durableId="1134517904">
-    <w:abstractNumId w:val="0"/>
-  </w:num>
-  <w:num w:numId="2" w16cid:durableId="2101945832">
-    <w:abstractNumId w:val="1"/>
-  </w:num>
-</w:numbering>
-</file>
-
 <file path=word/styles.xml><?xml version="1.0" encoding="utf-8"?>
-<w:styles xmlns:mc="http://schemas.openxmlformats.org/markup-compatibility/2006" xmlns:r="http://schemas.openxmlformats.org/officeDocument/2006/relationships" xmlns:w="http://schemas.openxmlformats.org/wordprocessingml/2006/main" xmlns:w14="http://schemas.microsoft.com/office/word/2010/wordml" xmlns:w15="http://schemas.microsoft.com/office/word/2012/wordml" xmlns:w16cex="http://schemas.microsoft.com/office/word/2018/wordml/cex" xmlns:w16cid="http://schemas.microsoft.com/office/word/2016/wordml/cid" xmlns:w16="http://schemas.microsoft.com/office/word/2018/wordml" xmlns:w16sdtdh="http://schemas.microsoft.com/office/word/2020/wordml/sdtdatahash" xmlns:w16se="http://schemas.microsoft.com/office/word/2015/wordml/symex" mc:Ignorable="w14 w15 w16se w16cid w16 w16cex w16sdtdh">
+<w:styles xmlns:w="http://schemas.openxmlformats.org/wordprocessingml/2006/main" xmlns:w14="http://schemas.microsoft.com/office/word/2010/wordml" xmlns:mc="http://schemas.openxmlformats.org/markup-compatibility/2006" mc:Ignorable="w14">
   <w:docDefaults>
     <w:rPrDefault>
       <w:rPr>
-        <w:rFonts w:asciiTheme="minorHAnsi" w:eastAsiaTheme="minorHAnsi" w:hAnsiTheme="minorHAnsi" w:cstheme="minorBidi"/>
+        <w:rFonts w:ascii="Calibri" w:hAnsi="Calibri" w:eastAsia="Calibri" w:cs="" w:asciiTheme="minorHAnsi" w:cstheme="minorBidi" w:eastAsiaTheme="minorHAnsi" w:hAnsiTheme="minorHAnsi"/>
         <w:sz w:val="22"/>
         <w:szCs w:val="22"/>
         <w:lang w:val="ru-RU" w:eastAsia="en-US" w:bidi="ar-SA"/>
@@ -1570,21 +1702,21 @@
     </w:rPrDefault>
     <w:pPrDefault>
       <w:pPr>
-        <w:suppressAutoHyphens/>
+        <w:suppressAutoHyphens w:val="true"/>
       </w:pPr>
     </w:pPrDefault>
   </w:docDefaults>
   <w:latentStyles w:defLockedState="0" w:defUIPriority="99" w:defSemiHidden="0" w:defUnhideWhenUsed="0" w:defQFormat="0" w:count="376">
     <w:lsdException w:name="Normal" w:uiPriority="0" w:qFormat="1"/>
     <w:lsdException w:name="heading 1" w:uiPriority="9" w:qFormat="1"/>
-    <w:lsdException w:name="heading 2" w:semiHidden="1" w:uiPriority="9" w:unhideWhenUsed="1" w:qFormat="1"/>
-    <w:lsdException w:name="heading 3" w:semiHidden="1" w:uiPriority="9" w:unhideWhenUsed="1" w:qFormat="1"/>
-    <w:lsdException w:name="heading 4" w:semiHidden="1" w:uiPriority="9" w:unhideWhenUsed="1" w:qFormat="1"/>
-    <w:lsdException w:name="heading 5" w:semiHidden="1" w:uiPriority="9" w:unhideWhenUsed="1" w:qFormat="1"/>
-    <w:lsdException w:name="heading 6" w:semiHidden="1" w:uiPriority="9" w:unhideWhenUsed="1" w:qFormat="1"/>
-    <w:lsdException w:name="heading 7" w:semiHidden="1" w:uiPriority="9" w:unhideWhenUsed="1" w:qFormat="1"/>
-    <w:lsdException w:name="heading 8" w:semiHidden="1" w:uiPriority="9" w:unhideWhenUsed="1" w:qFormat="1"/>
-    <w:lsdException w:name="heading 9" w:semiHidden="1" w:uiPriority="9" w:unhideWhenUsed="1" w:qFormat="1"/>
+    <w:lsdException w:name="heading 2" w:uiPriority="9" w:semiHidden="1" w:unhideWhenUsed="1" w:qFormat="1"/>
+    <w:lsdException w:name="heading 3" w:uiPriority="9" w:semiHidden="1" w:unhideWhenUsed="1" w:qFormat="1"/>
+    <w:lsdException w:name="heading 4" w:uiPriority="9" w:semiHidden="1" w:unhideWhenUsed="1" w:qFormat="1"/>
+    <w:lsdException w:name="heading 5" w:uiPriority="9" w:semiHidden="1" w:unhideWhenUsed="1" w:qFormat="1"/>
+    <w:lsdException w:name="heading 6" w:uiPriority="9" w:semiHidden="1" w:unhideWhenUsed="1" w:qFormat="1"/>
+    <w:lsdException w:name="heading 7" w:uiPriority="9" w:semiHidden="1" w:unhideWhenUsed="1" w:qFormat="1"/>
+    <w:lsdException w:name="heading 8" w:uiPriority="9" w:semiHidden="1" w:unhideWhenUsed="1" w:qFormat="1"/>
+    <w:lsdException w:name="heading 9" w:uiPriority="9" w:semiHidden="1" w:unhideWhenUsed="1" w:qFormat="1"/>
     <w:lsdException w:name="index 1" w:semiHidden="1" w:unhideWhenUsed="1"/>
     <w:lsdException w:name="index 2" w:semiHidden="1" w:unhideWhenUsed="1"/>
     <w:lsdException w:name="index 3" w:semiHidden="1" w:unhideWhenUsed="1"/>
@@ -1594,22 +1726,22 @@
     <w:lsdException w:name="index 7" w:semiHidden="1" w:unhideWhenUsed="1"/>
     <w:lsdException w:name="index 8" w:semiHidden="1" w:unhideWhenUsed="1"/>
     <w:lsdException w:name="index 9" w:semiHidden="1" w:unhideWhenUsed="1"/>
-    <w:lsdException w:name="toc 1" w:semiHidden="1" w:uiPriority="39" w:unhideWhenUsed="1"/>
-    <w:lsdException w:name="toc 2" w:semiHidden="1" w:uiPriority="39" w:unhideWhenUsed="1"/>
-    <w:lsdException w:name="toc 3" w:semiHidden="1" w:uiPriority="39" w:unhideWhenUsed="1"/>
-    <w:lsdException w:name="toc 4" w:semiHidden="1" w:uiPriority="39" w:unhideWhenUsed="1"/>
-    <w:lsdException w:name="toc 5" w:semiHidden="1" w:uiPriority="39" w:unhideWhenUsed="1"/>
-    <w:lsdException w:name="toc 6" w:semiHidden="1" w:uiPriority="39" w:unhideWhenUsed="1"/>
-    <w:lsdException w:name="toc 7" w:semiHidden="1" w:uiPriority="39" w:unhideWhenUsed="1"/>
-    <w:lsdException w:name="toc 8" w:semiHidden="1" w:uiPriority="39" w:unhideWhenUsed="1"/>
-    <w:lsdException w:name="toc 9" w:semiHidden="1" w:uiPriority="39" w:unhideWhenUsed="1"/>
+    <w:lsdException w:name="toc 1" w:uiPriority="39" w:semiHidden="1" w:unhideWhenUsed="1"/>
+    <w:lsdException w:name="toc 2" w:uiPriority="39" w:semiHidden="1" w:unhideWhenUsed="1"/>
+    <w:lsdException w:name="toc 3" w:uiPriority="39" w:semiHidden="1" w:unhideWhenUsed="1"/>
+    <w:lsdException w:name="toc 4" w:uiPriority="39" w:semiHidden="1" w:unhideWhenUsed="1"/>
+    <w:lsdException w:name="toc 5" w:uiPriority="39" w:semiHidden="1" w:unhideWhenUsed="1"/>
+    <w:lsdException w:name="toc 6" w:uiPriority="39" w:semiHidden="1" w:unhideWhenUsed="1"/>
+    <w:lsdException w:name="toc 7" w:uiPriority="39" w:semiHidden="1" w:unhideWhenUsed="1"/>
+    <w:lsdException w:name="toc 8" w:uiPriority="39" w:semiHidden="1" w:unhideWhenUsed="1"/>
+    <w:lsdException w:name="toc 9" w:uiPriority="39" w:semiHidden="1" w:unhideWhenUsed="1"/>
     <w:lsdException w:name="Normal Indent" w:semiHidden="1" w:unhideWhenUsed="1"/>
     <w:lsdException w:name="footnote text" w:semiHidden="1" w:unhideWhenUsed="1"/>
     <w:lsdException w:name="annotation text" w:semiHidden="1" w:unhideWhenUsed="1"/>
     <w:lsdException w:name="header" w:semiHidden="1" w:unhideWhenUsed="1"/>
     <w:lsdException w:name="footer" w:semiHidden="1" w:unhideWhenUsed="1"/>
     <w:lsdException w:name="index heading" w:semiHidden="1" w:unhideWhenUsed="1"/>
-    <w:lsdException w:name="caption" w:semiHidden="1" w:uiPriority="35" w:unhideWhenUsed="1" w:qFormat="1"/>
+    <w:lsdException w:name="caption" w:uiPriority="35" w:semiHidden="1" w:unhideWhenUsed="1" w:qFormat="1"/>
     <w:lsdException w:name="table of figures" w:semiHidden="1" w:unhideWhenUsed="1"/>
     <w:lsdException w:name="envelope address" w:semiHidden="1" w:unhideWhenUsed="1"/>
     <w:lsdException w:name="envelope return" w:semiHidden="1" w:unhideWhenUsed="1"/>
@@ -1640,7 +1772,7 @@
     <w:lsdException w:name="Title" w:uiPriority="10" w:qFormat="1"/>
     <w:lsdException w:name="Closing" w:semiHidden="1" w:unhideWhenUsed="1"/>
     <w:lsdException w:name="Signature" w:semiHidden="1" w:unhideWhenUsed="1"/>
-    <w:lsdException w:name="Default Paragraph Font" w:semiHidden="1" w:uiPriority="1" w:unhideWhenUsed="1"/>
+    <w:lsdException w:name="Default Paragraph Font" w:uiPriority="1" w:semiHidden="1" w:unhideWhenUsed="1"/>
     <w:lsdException w:name="Body Text" w:semiHidden="1" w:unhideWhenUsed="1"/>
     <w:lsdException w:name="Body Text Indent" w:semiHidden="1" w:unhideWhenUsed="1"/>
     <w:lsdException w:name="List Continue" w:semiHidden="1" w:unhideWhenUsed="1"/>
@@ -1665,7 +1797,7 @@
     <w:lsdException w:name="Strong" w:uiPriority="22" w:qFormat="1"/>
     <w:lsdException w:name="Emphasis" w:uiPriority="20" w:qFormat="1"/>
     <w:lsdException w:name="Document Map" w:semiHidden="1" w:unhideWhenUsed="1"/>
-    <w:lsdException w:name="Plain Text" w:semiHidden="1" w:uiPriority="0" w:unhideWhenUsed="1"/>
+    <w:lsdException w:name="Plain Text" w:uiPriority="0" w:semiHidden="1" w:unhideWhenUsed="1"/>
     <w:lsdException w:name="E-mail Signature" w:semiHidden="1" w:unhideWhenUsed="1"/>
     <w:lsdException w:name="HTML Top of Form" w:semiHidden="1" w:unhideWhenUsed="1"/>
     <w:lsdException w:name="HTML Bottom of Form" w:semiHidden="1" w:unhideWhenUsed="1"/>
@@ -1840,8 +1972,8 @@
     <w:lsdException w:name="Subtle Reference" w:uiPriority="31" w:qFormat="1"/>
     <w:lsdException w:name="Intense Reference" w:uiPriority="32" w:qFormat="1"/>
     <w:lsdException w:name="Book Title" w:uiPriority="33" w:qFormat="1"/>
-    <w:lsdException w:name="Bibliography" w:semiHidden="1" w:uiPriority="37" w:unhideWhenUsed="1"/>
-    <w:lsdException w:name="TOC Heading" w:semiHidden="1" w:uiPriority="39" w:unhideWhenUsed="1" w:qFormat="1"/>
+    <w:lsdException w:name="Bibliography" w:uiPriority="37" w:semiHidden="1" w:unhideWhenUsed="1"/>
+    <w:lsdException w:name="TOC Heading" w:uiPriority="39" w:semiHidden="1" w:unhideWhenUsed="1" w:qFormat="1"/>
     <w:lsdException w:name="Plain Table 1" w:uiPriority="41"/>
     <w:lsdException w:name="Plain Table 2" w:uiPriority="42"/>
     <w:lsdException w:name="Plain Table 3" w:uiPriority="43"/>
@@ -1952,166 +2084,155 @@
     <w:lsdException w:name="Unresolved Mention" w:semiHidden="1" w:unhideWhenUsed="1"/>
     <w:lsdException w:name="Smart Link" w:semiHidden="1" w:unhideWhenUsed="1"/>
   </w:latentStyles>
-  <w:style w:type="paragraph" w:default="1" w:styleId="a">
+  <w:style w:type="paragraph" w:styleId="Normal" w:default="1">
     <w:name w:val="Normal"/>
     <w:qFormat/>
-    <w:rsid w:val="008860E7"/>
+    <w:rsid w:val="008860e7"/>
     <w:pPr>
-      <w:widowControl w:val="0"/>
+      <w:widowControl w:val="false"/>
+      <w:suppressAutoHyphens w:val="true"/>
+      <w:bidi w:val="0"/>
+      <w:spacing w:before="0" w:after="0"/>
+      <w:jc w:val="left"/>
     </w:pPr>
     <w:rPr>
-      <w:rFonts w:ascii="Times New Roman" w:eastAsia="Times New Roman" w:hAnsi="Times New Roman" w:cs="Times New Roman"/>
+      <w:rFonts w:ascii="Times New Roman" w:hAnsi="Times New Roman" w:eastAsia="Times New Roman" w:cs="Times New Roman"/>
+      <w:color w:val="000000"/>
+      <w:kern w:val="0"/>
+      <w:sz w:val="22"/>
+      <w:szCs w:val="20"/>
+      <w:lang w:eastAsia="ru-RU" w:val="ru-RU" w:bidi="ar-SA"/>
+    </w:rPr>
+  </w:style>
+  <w:style w:type="character" w:styleId="DefaultParagraphFont" w:default="1">
+    <w:name w:val="Default Paragraph Font"/>
+    <w:uiPriority w:val="1"/>
+    <w:semiHidden/>
+    <w:unhideWhenUsed/>
+    <w:qFormat/>
+    <w:rPr/>
+  </w:style>
+  <w:style w:type="character" w:styleId="Style14" w:customStyle="1">
+    <w:name w:val="Текст Знак"/>
+    <w:basedOn w:val="DefaultParagraphFont"/>
+    <w:link w:val="PlainText"/>
+    <w:semiHidden/>
+    <w:qFormat/>
+    <w:rsid w:val="000a29dc"/>
+    <w:rPr>
+      <w:rFonts w:ascii="Courier New" w:hAnsi="Courier New" w:eastAsia="Times New Roman" w:cs="Times New Roman"/>
+      <w:sz w:val="20"/>
+      <w:szCs w:val="24"/>
+      <w:lang w:eastAsia="ru-RU"/>
+    </w:rPr>
+  </w:style>
+  <w:style w:type="character" w:styleId="Style15" w:customStyle="1">
+    <w:name w:val="Абзац списка Знак"/>
+    <w:basedOn w:val="DefaultParagraphFont"/>
+    <w:link w:val="ListParagraph"/>
+    <w:uiPriority w:val="34"/>
+    <w:qFormat/>
+    <w:locked/>
+    <w:rsid w:val="000a29dc"/>
+    <w:rPr>
+      <w:rFonts w:ascii="Times New Roman" w:hAnsi="Times New Roman" w:eastAsia="Times New Roman" w:cs="Times New Roman"/>
       <w:color w:val="000000"/>
       <w:szCs w:val="20"/>
       <w:lang w:eastAsia="ru-RU"/>
     </w:rPr>
   </w:style>
-  <w:style w:type="character" w:default="1" w:styleId="a0">
-    <w:name w:val="Default Paragraph Font"/>
-    <w:uiPriority w:val="1"/>
-    <w:semiHidden/>
-    <w:unhideWhenUsed/>
-  </w:style>
-  <w:style w:type="table" w:default="1" w:styleId="a1">
-    <w:name w:val="Normal Table"/>
-    <w:uiPriority w:val="99"/>
-    <w:semiHidden/>
-    <w:unhideWhenUsed/>
-    <w:tblPr>
-      <w:tblInd w:w="0" w:type="dxa"/>
-      <w:tblCellMar>
-        <w:top w:w="0" w:type="dxa"/>
-        <w:left w:w="108" w:type="dxa"/>
-        <w:bottom w:w="0" w:type="dxa"/>
-        <w:right w:w="108" w:type="dxa"/>
-      </w:tblCellMar>
-    </w:tblPr>
-  </w:style>
-  <w:style w:type="numbering" w:default="1" w:styleId="a2">
-    <w:name w:val="No List"/>
-    <w:uiPriority w:val="99"/>
-    <w:semiHidden/>
-    <w:unhideWhenUsed/>
-  </w:style>
-  <w:style w:type="character" w:customStyle="1" w:styleId="a3">
-    <w:name w:val="Текст Знак"/>
-    <w:basedOn w:val="a0"/>
-    <w:link w:val="a4"/>
-    <w:semiHidden/>
-    <w:qFormat/>
-    <w:rsid w:val="000A29DC"/>
-    <w:rPr>
-      <w:rFonts w:ascii="Courier New" w:eastAsia="Times New Roman" w:hAnsi="Courier New" w:cs="Times New Roman"/>
-      <w:sz w:val="20"/>
-      <w:szCs w:val="24"/>
-      <w:lang w:eastAsia="ru-RU"/>
-    </w:rPr>
-  </w:style>
-  <w:style w:type="character" w:customStyle="1" w:styleId="a5">
-    <w:name w:val="Абзац списка Знак"/>
-    <w:basedOn w:val="a0"/>
-    <w:link w:val="a6"/>
-    <w:uiPriority w:val="34"/>
+  <w:style w:type="character" w:styleId="Style16" w:customStyle="1">
+    <w:name w:val="Код Знак"/>
+    <w:basedOn w:val="Style15"/>
+    <w:link w:val="Style20"/>
     <w:qFormat/>
     <w:locked/>
-    <w:rsid w:val="000A29DC"/>
+    <w:rsid w:val="000a29dc"/>
     <w:rPr>
-      <w:rFonts w:ascii="Times New Roman" w:eastAsia="Times New Roman" w:hAnsi="Times New Roman" w:cs="Times New Roman"/>
-      <w:color w:val="000000"/>
-      <w:szCs w:val="20"/>
-      <w:lang w:eastAsia="ru-RU"/>
-    </w:rPr>
-  </w:style>
-  <w:style w:type="character" w:customStyle="1" w:styleId="a7">
-    <w:name w:val="Код Знак"/>
-    <w:basedOn w:val="a5"/>
-    <w:link w:val="a8"/>
-    <w:qFormat/>
-    <w:locked/>
-    <w:rsid w:val="000A29DC"/>
-    <w:rPr>
-      <w:rFonts w:ascii="Courier New" w:eastAsia="Times New Roman" w:hAnsi="Courier New" w:cs="Courier New"/>
-      <w:color w:val="000000" w:themeColor="text1"/>
+      <w:rFonts w:ascii="Courier New" w:hAnsi="Courier New" w:eastAsia="Times New Roman" w:cs="Courier New"/>
+      <w:color w:themeColor="text1" w:val="000000"/>
       <w:sz w:val="20"/>
       <w:szCs w:val="20"/>
       <w:lang w:val="en-US" w:eastAsia="ru-RU"/>
     </w:rPr>
   </w:style>
-  <w:style w:type="character" w:customStyle="1" w:styleId="a9">
+  <w:style w:type="character" w:styleId="Style17" w:customStyle="1">
     <w:name w:val="База Знак"/>
-    <w:basedOn w:val="a0"/>
-    <w:link w:val="aa"/>
+    <w:basedOn w:val="DefaultParagraphFont"/>
+    <w:link w:val="Style21"/>
     <w:qFormat/>
     <w:locked/>
-    <w:rsid w:val="000A29DC"/>
+    <w:rsid w:val="000a29dc"/>
     <w:rPr>
-      <w:rFonts w:ascii="Times New Roman" w:eastAsia="Times New Roman" w:hAnsi="Times New Roman" w:cs="Times New Roman"/>
+      <w:rFonts w:ascii="Times New Roman" w:hAnsi="Times New Roman" w:eastAsia="Times New Roman" w:cs="Times New Roman"/>
       <w:color w:val="000000"/>
       <w:sz w:val="28"/>
       <w:szCs w:val="20"/>
       <w:lang w:eastAsia="ru-RU"/>
     </w:rPr>
   </w:style>
-  <w:style w:type="character" w:customStyle="1" w:styleId="ab">
+  <w:style w:type="character" w:styleId="Style18" w:customStyle="1">
     <w:name w:val="Верхний колонтитул Знак"/>
-    <w:basedOn w:val="a0"/>
-    <w:link w:val="ac"/>
+    <w:basedOn w:val="DefaultParagraphFont"/>
+    <w:link w:val="Header"/>
     <w:uiPriority w:val="99"/>
     <w:qFormat/>
-    <w:rsid w:val="001B1469"/>
+    <w:rsid w:val="001b1469"/>
     <w:rPr>
-      <w:rFonts w:ascii="Times New Roman" w:eastAsia="Times New Roman" w:hAnsi="Times New Roman" w:cs="Times New Roman"/>
+      <w:rFonts w:ascii="Times New Roman" w:hAnsi="Times New Roman" w:eastAsia="Times New Roman" w:cs="Times New Roman"/>
       <w:color w:val="000000"/>
       <w:szCs w:val="20"/>
       <w:lang w:eastAsia="ru-RU"/>
     </w:rPr>
   </w:style>
-  <w:style w:type="character" w:customStyle="1" w:styleId="ad">
+  <w:style w:type="character" w:styleId="Style19" w:customStyle="1">
     <w:name w:val="Нижний колонтитул Знак"/>
-    <w:basedOn w:val="a0"/>
-    <w:link w:val="ae"/>
+    <w:basedOn w:val="DefaultParagraphFont"/>
+    <w:link w:val="Footer"/>
     <w:uiPriority w:val="99"/>
     <w:qFormat/>
-    <w:rsid w:val="001B1469"/>
+    <w:rsid w:val="001b1469"/>
     <w:rPr>
-      <w:rFonts w:ascii="Times New Roman" w:eastAsia="Times New Roman" w:hAnsi="Times New Roman" w:cs="Times New Roman"/>
+      <w:rFonts w:ascii="Times New Roman" w:hAnsi="Times New Roman" w:eastAsia="Times New Roman" w:cs="Times New Roman"/>
       <w:color w:val="000000"/>
       <w:szCs w:val="20"/>
       <w:lang w:eastAsia="ru-RU"/>
     </w:rPr>
   </w:style>
-  <w:style w:type="paragraph" w:customStyle="1" w:styleId="Heading">
+  <w:style w:type="paragraph" w:styleId="Heading" w:customStyle="1">
     <w:name w:val="Heading"/>
-    <w:basedOn w:val="a"/>
-    <w:next w:val="af"/>
+    <w:basedOn w:val="Normal"/>
+    <w:next w:val="BodyText"/>
     <w:qFormat/>
     <w:pPr>
-      <w:keepNext/>
+      <w:keepNext w:val="true"/>
       <w:spacing w:before="240" w:after="120"/>
     </w:pPr>
     <w:rPr>
-      <w:rFonts w:ascii="Liberation Sans" w:eastAsia="Noto Sans CJK SC" w:hAnsi="Liberation Sans" w:cs="Noto Sans Devanagari"/>
+      <w:rFonts w:ascii="Liberation Sans" w:hAnsi="Liberation Sans" w:eastAsia="Noto Sans CJK SC" w:cs="Noto Sans Devanagari"/>
       <w:sz w:val="28"/>
       <w:szCs w:val="28"/>
     </w:rPr>
   </w:style>
-  <w:style w:type="paragraph" w:styleId="af">
+  <w:style w:type="paragraph" w:styleId="BodyText">
     <w:name w:val="Body Text"/>
-    <w:basedOn w:val="a"/>
+    <w:basedOn w:val="Normal"/>
     <w:pPr>
-      <w:spacing w:after="140" w:line="276" w:lineRule="auto"/>
+      <w:spacing w:lineRule="auto" w:line="276" w:before="0" w:after="140"/>
     </w:pPr>
+    <w:rPr/>
   </w:style>
-  <w:style w:type="paragraph" w:styleId="af0">
+  <w:style w:type="paragraph" w:styleId="List">
     <w:name w:val="List"/>
-    <w:basedOn w:val="af"/>
+    <w:basedOn w:val="BodyText"/>
+    <w:pPr/>
     <w:rPr>
       <w:rFonts w:cs="Noto Sans Devanagari"/>
     </w:rPr>
   </w:style>
-  <w:style w:type="paragraph" w:styleId="af1">
-    <w:name w:val="caption"/>
-    <w:basedOn w:val="a"/>
+  <w:style w:type="paragraph" w:styleId="Caption">
+    <w:name w:val="Caption"/>
+    <w:basedOn w:val="Normal"/>
     <w:qFormat/>
     <w:pPr>
       <w:suppressLineNumbers/>
@@ -2125,9 +2246,9 @@
       <w:szCs w:val="24"/>
     </w:rPr>
   </w:style>
-  <w:style w:type="paragraph" w:customStyle="1" w:styleId="Index">
+  <w:style w:type="paragraph" w:styleId="Index" w:customStyle="1">
     <w:name w:val="Index"/>
-    <w:basedOn w:val="a"/>
+    <w:basedOn w:val="Normal"/>
     <w:qFormat/>
     <w:pPr>
       <w:suppressLineNumbers/>
@@ -2136,14 +2257,14 @@
       <w:rFonts w:cs="Noto Sans Devanagari"/>
     </w:rPr>
   </w:style>
-  <w:style w:type="paragraph" w:styleId="a4">
+  <w:style w:type="paragraph" w:styleId="PlainText">
     <w:name w:val="Plain Text"/>
-    <w:basedOn w:val="a"/>
-    <w:link w:val="a3"/>
+    <w:basedOn w:val="Normal"/>
+    <w:link w:val="Style14"/>
     <w:semiHidden/>
     <w:unhideWhenUsed/>
     <w:qFormat/>
-    <w:rsid w:val="000A29DC"/>
+    <w:rsid w:val="000a29dc"/>
     <w:pPr>
       <w:widowControl/>
     </w:pPr>
@@ -2154,134 +2275,163 @@
       <w:szCs w:val="24"/>
     </w:rPr>
   </w:style>
-  <w:style w:type="paragraph" w:styleId="a6">
+  <w:style w:type="paragraph" w:styleId="ListParagraph">
     <w:name w:val="List Paragraph"/>
-    <w:basedOn w:val="a"/>
-    <w:link w:val="a5"/>
+    <w:basedOn w:val="Normal"/>
+    <w:link w:val="Style15"/>
     <w:uiPriority w:val="34"/>
     <w:qFormat/>
-    <w:rsid w:val="000A29DC"/>
+    <w:rsid w:val="000a29dc"/>
     <w:pPr>
+      <w:spacing w:before="0" w:after="0"/>
       <w:ind w:left="720"/>
       <w:contextualSpacing/>
     </w:pPr>
+    <w:rPr/>
   </w:style>
-  <w:style w:type="paragraph" w:customStyle="1" w:styleId="a8">
+  <w:style w:type="paragraph" w:styleId="Style20" w:customStyle="1">
     <w:name w:val="Код"/>
-    <w:basedOn w:val="a6"/>
-    <w:link w:val="a7"/>
+    <w:basedOn w:val="ListParagraph"/>
+    <w:link w:val="Style16"/>
     <w:qFormat/>
-    <w:rsid w:val="000A29DC"/>
+    <w:rsid w:val="000a29dc"/>
     <w:pPr>
-      <w:spacing w:line="276" w:lineRule="auto"/>
+      <w:spacing w:lineRule="auto" w:line="276"/>
       <w:ind w:left="0"/>
     </w:pPr>
     <w:rPr>
       <w:rFonts w:ascii="Courier New" w:hAnsi="Courier New" w:cs="Courier New"/>
-      <w:color w:val="000000" w:themeColor="text1"/>
+      <w:color w:themeColor="text1" w:val="000000"/>
       <w:sz w:val="20"/>
       <w:lang w:val="en-US"/>
     </w:rPr>
   </w:style>
-  <w:style w:type="paragraph" w:customStyle="1" w:styleId="aa">
+  <w:style w:type="paragraph" w:styleId="Style21" w:customStyle="1">
     <w:name w:val="База"/>
-    <w:basedOn w:val="a"/>
-    <w:link w:val="a9"/>
+    <w:basedOn w:val="Normal"/>
+    <w:link w:val="Style17"/>
     <w:qFormat/>
-    <w:rsid w:val="000A29DC"/>
+    <w:rsid w:val="000a29dc"/>
     <w:pPr>
-      <w:spacing w:line="360" w:lineRule="auto"/>
+      <w:spacing w:lineRule="auto" w:line="360"/>
       <w:ind w:firstLine="709"/>
     </w:pPr>
     <w:rPr>
       <w:sz w:val="28"/>
     </w:rPr>
   </w:style>
-  <w:style w:type="paragraph" w:customStyle="1" w:styleId="HeaderandFooter">
+  <w:style w:type="paragraph" w:styleId="HeaderandFooter" w:customStyle="1">
     <w:name w:val="Header and Footer"/>
-    <w:basedOn w:val="a"/>
+    <w:basedOn w:val="Normal"/>
+    <w:qFormat/>
+    <w:pPr/>
+    <w:rPr/>
+  </w:style>
+  <w:style w:type="paragraph" w:styleId="Header">
+    <w:name w:val="Header"/>
+    <w:basedOn w:val="Normal"/>
+    <w:link w:val="Style18"/>
+    <w:uiPriority w:val="99"/>
+    <w:unhideWhenUsed/>
+    <w:rsid w:val="001b1469"/>
+    <w:pPr>
+      <w:tabs>
+        <w:tab w:val="clear" w:pos="708"/>
+        <w:tab w:val="center" w:pos="4677" w:leader="none"/>
+        <w:tab w:val="right" w:pos="9355" w:leader="none"/>
+      </w:tabs>
+    </w:pPr>
+    <w:rPr/>
+  </w:style>
+  <w:style w:type="paragraph" w:styleId="Footer">
+    <w:name w:val="Footer"/>
+    <w:basedOn w:val="Normal"/>
+    <w:link w:val="Style19"/>
+    <w:uiPriority w:val="99"/>
+    <w:unhideWhenUsed/>
+    <w:rsid w:val="001b1469"/>
+    <w:pPr>
+      <w:tabs>
+        <w:tab w:val="clear" w:pos="708"/>
+        <w:tab w:val="center" w:pos="4677" w:leader="none"/>
+        <w:tab w:val="right" w:pos="9355" w:leader="none"/>
+      </w:tabs>
+    </w:pPr>
+    <w:rPr/>
+  </w:style>
+  <w:style w:type="numbering" w:styleId="NoList" w:default="1">
+    <w:name w:val="No List"/>
+    <w:uiPriority w:val="99"/>
+    <w:semiHidden/>
+    <w:unhideWhenUsed/>
     <w:qFormat/>
   </w:style>
-  <w:style w:type="paragraph" w:styleId="ac">
-    <w:name w:val="header"/>
-    <w:basedOn w:val="a"/>
-    <w:link w:val="ab"/>
+  <w:style w:type="table" w:default="1" w:styleId="a1">
+    <w:name w:val="Normal Table"/>
     <w:uiPriority w:val="99"/>
+    <w:semiHidden/>
     <w:unhideWhenUsed/>
-    <w:rsid w:val="001B1469"/>
-    <w:pPr>
-      <w:tabs>
-        <w:tab w:val="center" w:pos="4677"/>
-        <w:tab w:val="right" w:pos="9355"/>
-      </w:tabs>
-    </w:pPr>
-  </w:style>
-  <w:style w:type="paragraph" w:styleId="ae">
-    <w:name w:val="footer"/>
-    <w:basedOn w:val="a"/>
-    <w:link w:val="ad"/>
-    <w:uiPriority w:val="99"/>
-    <w:unhideWhenUsed/>
-    <w:rsid w:val="001B1469"/>
-    <w:pPr>
-      <w:tabs>
-        <w:tab w:val="center" w:pos="4677"/>
-        <w:tab w:val="right" w:pos="9355"/>
-      </w:tabs>
-    </w:pPr>
+    <w:tblPr>
+      <w:tblCellMar>
+        <w:top w:w="0" w:type="dxa"/>
+        <w:left w:w="108" w:type="dxa"/>
+        <w:bottom w:w="0" w:type="dxa"/>
+        <w:right w:w="108" w:type="dxa"/>
+      </w:tblCellMar>
+    </w:tblPr>
   </w:style>
 </w:styles>
 </file>
 
 <file path=word/theme/theme1.xml><?xml version="1.0" encoding="utf-8"?>
-<a:theme xmlns:a="http://schemas.openxmlformats.org/drawingml/2006/main" name="Тема Office">
+<a:theme xmlns:a="http://schemas.openxmlformats.org/drawingml/2006/main" xmlns:r="http://schemas.openxmlformats.org/officeDocument/2006/relationships" name="Тема Office">
   <a:themeElements>
     <a:clrScheme name="Стандартная">
       <a:dk1>
         <a:srgbClr val="000000"/>
       </a:dk1>
       <a:lt1>
-        <a:srgbClr val="FFFFFF"/>
+        <a:srgbClr val="ffffff"/>
       </a:lt1>
       <a:dk2>
-        <a:srgbClr val="44546A"/>
+        <a:srgbClr val="44546a"/>
       </a:dk2>
       <a:lt2>
-        <a:srgbClr val="E7E6E6"/>
+        <a:srgbClr val="e7e6e6"/>
       </a:lt2>
       <a:accent1>
-        <a:srgbClr val="4472C4"/>
+        <a:srgbClr val="4472c4"/>
       </a:accent1>
       <a:accent2>
-        <a:srgbClr val="ED7D31"/>
+        <a:srgbClr val="ed7d31"/>
       </a:accent2>
       <a:accent3>
-        <a:srgbClr val="A5A5A5"/>
+        <a:srgbClr val="a5a5a5"/>
       </a:accent3>
       <a:accent4>
-        <a:srgbClr val="FFC000"/>
+        <a:srgbClr val="ffc000"/>
       </a:accent4>
       <a:accent5>
-        <a:srgbClr val="5B9BD5"/>
+        <a:srgbClr val="5b9bd5"/>
       </a:accent5>
       <a:accent6>
-        <a:srgbClr val="70AD47"/>
+        <a:srgbClr val="70ad47"/>
       </a:accent6>
       <a:hlink>
-        <a:srgbClr val="0563C1"/>
+        <a:srgbClr val="0563c1"/>
       </a:hlink>
       <a:folHlink>
-        <a:srgbClr val="954F72"/>
+        <a:srgbClr val="954f72"/>
       </a:folHlink>
     </a:clrScheme>
     <a:fontScheme name="Стандартная">
       <a:majorFont>
-        <a:latin typeface="Calibri Light" panose="020F0302020204030204"/>
+        <a:latin typeface="Calibri Light" panose="020F0302020204030204" pitchFamily="0" charset="1"/>
         <a:ea typeface=""/>
         <a:cs typeface=""/>
       </a:majorFont>
       <a:minorFont>
-        <a:latin typeface="Calibri" panose="020F0502020204030204"/>
+        <a:latin typeface="Calibri" panose="020F0502020204030204" pitchFamily="0" charset="1"/>
         <a:ea typeface=""/>
         <a:cs typeface=""/>
       </a:minorFont>
@@ -2313,7 +2463,7 @@
             </a:gs>
           </a:gsLst>
           <a:lin ang="5400000" scaled="0"/>
-          <a:tileRect/>
+          <a:tileRect l="0" t="0" r="0" b="0"/>
         </a:gradFill>
         <a:gradFill>
           <a:gsLst>
@@ -2337,7 +2487,7 @@
             </a:gs>
           </a:gsLst>
           <a:lin ang="5400000" scaled="0"/>
-          <a:tileRect/>
+          <a:tileRect l="0" t="0" r="0" b="0"/>
         </a:gradFill>
       </a:fillStyleLst>
       <a:lnStyleLst>
@@ -2397,12 +2547,10 @@
             </a:gs>
           </a:gsLst>
           <a:lin ang="5400000" scaled="0"/>
-          <a:tileRect/>
+          <a:tileRect l="0" t="0" r="0" b="0"/>
         </a:gradFill>
       </a:bgFillStyleLst>
     </a:fmtScheme>
   </a:themeElements>
-  <a:objectDefaults/>
-  <a:extraClrSchemeLst/>
 </a:theme>
 </file>